--- a/klagomål/A 2574-2026 FSC-klagomål.docx
+++ b/klagomål/A 2574-2026 FSC-klagomål.docx
@@ -1160,7 +1160,7 @@
     <w:r>
       <w:tab/>
       <w:tab/>
-      <w:t>2026-01-16</w:t>
+      <w:t>2026-01-17</w:t>
       <w:br/>
       <w:br/>
     </w:r>

--- a/klagomål/A 2574-2026 FSC-klagomål.docx
+++ b/klagomål/A 2574-2026 FSC-klagomål.docx
@@ -1160,7 +1160,7 @@
     <w:r>
       <w:tab/>
       <w:tab/>
-      <w:t>2026-01-17</w:t>
+      <w:t>2026-01-18</w:t>
       <w:br/>
       <w:br/>
     </w:r>

--- a/klagomål/A 2574-2026 FSC-klagomål.docx
+++ b/klagomål/A 2574-2026 FSC-klagomål.docx
@@ -1160,7 +1160,7 @@
     <w:r>
       <w:tab/>
       <w:tab/>
-      <w:t>2026-01-18</w:t>
+      <w:t>2026-01-19</w:t>
       <w:br/>
       <w:br/>
     </w:r>

--- a/klagomål/A 2574-2026 FSC-klagomål.docx
+++ b/klagomål/A 2574-2026 FSC-klagomål.docx
@@ -1160,7 +1160,7 @@
     <w:r>
       <w:tab/>
       <w:tab/>
-      <w:t>2026-01-19</w:t>
+      <w:t>2026-01-20</w:t>
       <w:br/>
       <w:br/>
     </w:r>

--- a/klagomål/A 2574-2026 FSC-klagomål.docx
+++ b/klagomål/A 2574-2026 FSC-klagomål.docx
@@ -1160,7 +1160,7 @@
     <w:r>
       <w:tab/>
       <w:tab/>
-      <w:t>2026-01-20</w:t>
+      <w:t>2026-01-21</w:t>
       <w:br/>
       <w:br/>
     </w:r>

--- a/klagomål/A 2574-2026 FSC-klagomål.docx
+++ b/klagomål/A 2574-2026 FSC-klagomål.docx
@@ -1160,7 +1160,7 @@
     <w:r>
       <w:tab/>
       <w:tab/>
-      <w:t>2026-01-21</w:t>
+      <w:t>2026-01-23</w:t>
       <w:br/>
       <w:br/>
     </w:r>

--- a/klagomål/A 2574-2026 FSC-klagomål.docx
+++ b/klagomål/A 2574-2026 FSC-klagomål.docx
@@ -1160,7 +1160,7 @@
     <w:r>
       <w:tab/>
       <w:tab/>
-      <w:t>2026-01-23</w:t>
+      <w:t>2026-01-24</w:t>
       <w:br/>
       <w:br/>
     </w:r>

--- a/klagomål/A 2574-2026 FSC-klagomål.docx
+++ b/klagomål/A 2574-2026 FSC-klagomål.docx
@@ -1160,7 +1160,7 @@
     <w:r>
       <w:tab/>
       <w:tab/>
-      <w:t>2026-01-24</w:t>
+      <w:t>2026-01-25</w:t>
       <w:br/>
       <w:br/>
     </w:r>

--- a/klagomål/A 2574-2026 FSC-klagomål.docx
+++ b/klagomål/A 2574-2026 FSC-klagomål.docx
@@ -1160,7 +1160,7 @@
     <w:r>
       <w:tab/>
       <w:tab/>
-      <w:t>2026-01-25</w:t>
+      <w:t>2026-01-26</w:t>
       <w:br/>
       <w:br/>
     </w:r>

--- a/klagomål/A 2574-2026 FSC-klagomål.docx
+++ b/klagomål/A 2574-2026 FSC-klagomål.docx
@@ -1160,7 +1160,7 @@
     <w:r>
       <w:tab/>
       <w:tab/>
-      <w:t>2026-01-26</w:t>
+      <w:t>2026-01-27</w:t>
       <w:br/>
       <w:br/>
     </w:r>

--- a/klagomål/A 2574-2026 FSC-klagomål.docx
+++ b/klagomål/A 2574-2026 FSC-klagomål.docx
@@ -1160,7 +1160,7 @@
     <w:r>
       <w:tab/>
       <w:tab/>
-      <w:t>2026-01-27</w:t>
+      <w:t>2026-01-28</w:t>
       <w:br/>
       <w:br/>
     </w:r>

--- a/klagomål/A 2574-2026 FSC-klagomål.docx
+++ b/klagomål/A 2574-2026 FSC-klagomål.docx
@@ -112,7 +112,7 @@
         <w:pStyle w:val="ListBullet"/>
       </w:pPr>
       <w:r>
-        <w:t>Om ett ombud (tex Norra skog eller Mellanskog) avverkningsanmäler en skog med naturvärden motsvarande nyckelbiotops kvalité men markägaren inte är FSC certifierad, bör du skicka in ett FSC kontrollerat virke klagomål. Då ska klagomålet skickas till ombudsföretaget.</w:t>
+        <w:t>Om ett ombud (tex Norra skog eller Mellanskog) avverkningsanmäler en skog med naturvärden motsvarande nyckelbiotops kvalitet men markägaren inte är FSC certifierad, bör du skicka in ett FSC kontrollerat virke klagomål. Då ska klagomålet skickas till ombudsföretaget.</w:t>
       </w:r>
     </w:p>
     <w:p>
@@ -251,10 +251,48 @@
         <w:rPr>
           <w:b/>
         </w:rPr>
+        <w:t>Bårdlav</w:t>
+      </w:r>
+      <w:r>
+        <w:t xml:space="preserve"> signalerar miljöer med höga naturvärden och på lokalerna finns vanligtvis många andra ovanliga och rödlistade arter. Den visar även på platser med hög och jämn luftfuktighet. Bårdlav är typisk art för </w:t>
+      </w:r>
+      <w:r>
+        <w:rPr>
+          <w:i/>
+        </w:rPr>
+        <w:t xml:space="preserve">9010 Taiga, 9020 Nordlig ädellövskog, 9070 Trädklädd betesmark, 9110 Näringsfattig bokskog, 9160 Näringsrik ekskog, 9180 Ädellövskog i branter </w:t>
+      </w:r>
+      <w:r>
+        <w:t>och</w:t>
+      </w:r>
+      <w:r>
+        <w:rPr>
+          <w:i/>
+        </w:rPr>
+        <w:t xml:space="preserve"> 9190 Näringsfattig ekskog</w:t>
+      </w:r>
+      <w:r>
+        <w:t xml:space="preserve"> (SLU Artdatabanken, 2025; Nitare &amp; Skogsstyrelsen, 2019).</w:t>
+      </w:r>
+    </w:p>
+    <w:p>
+      <w:r>
+        <w:rPr>
+          <w:b/>
+        </w:rPr>
         <w:t>Dvärgbägarlav (NT)</w:t>
       </w:r>
       <w:r>
-        <w:t xml:space="preserve"> förekommer över hela Sverige på gammal hård ved, huvudsakligen på tall men i södra Sverige även på ek. Veden utgörs framförallt av grova stubbar, lågor och grenar. Substratet har blivit sällsyntare och nybildning av substrat sker bara i begränsad omfattning. Arten hotas av att grova lågor blir allt sällsyntare i dagens kulturskogar samt att nybildningen av lämpliga substrat går mycket långsamt. En riklig tillgång på gamla tall- eller eklågor måste säkerställas på artens lokaler (SLU Artdatabanken, 2024; Nitare &amp; Skogsstyrelsen, 2019).</w:t>
+        <w:t xml:space="preserve"> förekommer över hela Sverige på gammal hård ved, huvudsakligen på tall men i södra Sverige även på ek. Veden utgörs framförallt av grova stubbar, lågor och grenar. Substratet har blivit sällsyntare och nybildning av substrat sker bara i begränsad omfattning. Arten hotas av att grova lågor blir allt sällsyntare i dagens kulturskogar samt att nybildningen av lämpliga substrat går mycket långsamt. En riklig tillgång på gamla tall- eller eklågor måste säkerställas på artens lokaler. Dvärgbägarlav är typisk art för </w:t>
+      </w:r>
+      <w:r>
+        <w:rPr>
+          <w:i/>
+        </w:rPr>
+        <w:t>9010 Taiga</w:t>
+      </w:r>
+      <w:r>
+        <w:t xml:space="preserve"> (SLU Artdatabanken, 2024; Nitare &amp; Skogsstyrelsen, 2019).</w:t>
       </w:r>
     </w:p>
     <w:p>
@@ -265,7 +303,16 @@
         <w:t>Gammelgransskål (NT)</w:t>
       </w:r>
       <w:r>
-        <w:t xml:space="preserve"> är en liten skålsvamp som växer på gamla granar med skrovlig bark. Typiska växtplatser är gransumpskog i myrkanter, bäckdråg, bäckraviner och skuggiga bergssluttningar, men också skog på torrare mark kan hysa arten om beståndet har stark naturskogskaraktär. Bestånd med arten bör behandlas som nyckelbiotoper och sparas vid en slutavverkning. Även gallring bör undvikas (SLU Artdatabanken, 2024; Nitare &amp; Skogsstyrelsen, 2019).</w:t>
+        <w:t xml:space="preserve"> är en liten skålsvamp som växer på gamla granar med skrovlig bark. Typiska växtplatser är gransumpskog i myrkanter, bäckdråg, bäckraviner och skuggiga bergssluttningar, men också skog på torrare mark kan hysa arten om beståndet har stark naturskogskaraktär. Bestånd med arten bör behandlas som nyckelbiotoper och sparas vid en slutavverkning. Även gallring bör undvikas. Gammelgransskål är typisk art för </w:t>
+      </w:r>
+      <w:r>
+        <w:rPr>
+          <w:i/>
+        </w:rPr>
+        <w:t>9010 Taiga</w:t>
+      </w:r>
+      <w:r>
+        <w:t xml:space="preserve"> (SLU Artdatabanken, 2024; Nitare &amp; Skogsstyrelsen, 2019).</w:t>
       </w:r>
     </w:p>
     <w:p>
@@ -276,7 +323,25 @@
         <w:t>Garnlav (NT)</w:t>
       </w:r>
       <w:r>
-        <w:t xml:space="preserve"> är en utpräglad barrskogsart som ibland kan drapera träden i norrländska grannaturskogar med hög luftfuktighet. Den förekommer även i talldominerade bestånd där den, förutom i trädens grenverk, påträffas hängande över ojämnheter i tallbarken. Arten har minskat starkt i södra och mellersta Sverige och den minskar även i sitt nordliga utbredningsområde. Orsaken till tillbakagången beror främst på slutavverkningar av naturskogsartade skogar. Bestånd med riklig förekomst bör regelmässigt sparas. Garnlav är värdväxt för den mycket sällsynta och akut hotade fjärilen barrskogslavfly (CR) som hör hemma i boreala barrskogar med riklig förekomst av värdväxten. Tidigare kunde arten konstateras årligen på flera platser vid Dala-Floda i Dalarna innan lokalerna kalavverkades. Senaste fyndet i landet av barrskogslavfly är från år 2000 då den påträffades vid Högberget i Sollefteå kommun (SLU Artdatabanken, 2024).</w:t>
+        <w:t xml:space="preserve"> är en utpräglad barrskogsart som ibland kan drapera träden i norrländska grannaturskogar med hög luftfuktighet. Den förekommer även i talldominerade bestånd där den, förutom i trädens grenverk, påträffas hängande över ojämnheter i tallbarken. Arten har minskat starkt i södra och mellersta Sverige och den minskar även i sitt nordliga utbredningsområde. Orsaken till tillbakagången beror främst på slutavverkningar av naturskogsartade skogar. Bestånd med riklig förekomst bör regelmässigt sparas. Garnlav är värdväxt för den mycket sällsynta och akut hotade fjärilen barrskogslavfly (CR) som hör hemma i boreala barrskogar med riklig förekomst av värdväxten. Tidigare kunde arten konstateras årligen på flera platser vid Dala-Floda i Dalarna innan lokalerna kalavverkades. Senaste fyndet i landet av barrskogslavfly är från år 2000 då den påträffades vid Högberget i Sollefteå kommun. Garnlav är typisk art för </w:t>
+      </w:r>
+      <w:r>
+        <w:rPr>
+          <w:i/>
+        </w:rPr>
+        <w:t xml:space="preserve">9010 Taiga </w:t>
+      </w:r>
+      <w:r>
+        <w:t>och</w:t>
+      </w:r>
+      <w:r>
+        <w:rPr>
+          <w:i/>
+        </w:rPr>
+        <w:t xml:space="preserve"> 9070 Trädklädd betesmark </w:t>
+      </w:r>
+      <w:r>
+        <w:t xml:space="preserve"> (SLU Artdatabanken, 2024).</w:t>
       </w:r>
     </w:p>
     <w:p>
@@ -298,7 +363,25 @@
         <w:t>Ullticka (NT)</w:t>
       </w:r>
       <w:r>
-        <w:t xml:space="preserve"> är knuten till restbestånd av barrnaturskog och förekommer med ett tydligt optimum i orörda eller måttligt påverkade gamla granskogar där det föreligger viss kontinuitet av grov död ved. Ullticka är en bra signalart inom hela sitt utbredningsområde och i södra Sverige är den sällsynt och en god signalart för skyddsvärda granskogsmiljöer. Den hotas av avverkning och fragmentering av naturskog och äldre granskog med lång trädkontinuitet. På ullticka kan ibland ulltickeporing (VU) påträffas - det är en sällsynt ticka som nyligen delats upp i tre olika arter: </w:t>
+        <w:t xml:space="preserve"> är knuten till restbestånd av barrnaturskog och förekommer med ett tydligt optimum i orörda eller måttligt påverkade gamla granskogar där det föreligger viss kontinuitet av grov död ved. Ullticka är en bra signalart inom hela sitt utbredningsområde och i södra Sverige är den sällsynt och en god signalart för skyddsvärda granskogsmiljöer. Den hotas av avverkning och fragmentering av naturskog och äldre granskog med lång trädkontinuitet. Ullticka är typisk art för </w:t>
+      </w:r>
+      <w:r>
+        <w:rPr>
+          <w:i/>
+        </w:rPr>
+        <w:t xml:space="preserve">9010 Taiga, 9050 Näringsrik granskog </w:t>
+      </w:r>
+      <w:r>
+        <w:t xml:space="preserve">och </w:t>
+      </w:r>
+      <w:r>
+        <w:rPr>
+          <w:i/>
+        </w:rPr>
+        <w:t>9030 Landhöjningsskog</w:t>
+      </w:r>
+      <w:r>
+        <w:t xml:space="preserve">. På ullticka kan ibland ulltickeporing (VU) påträffas - det är en sällsynt ticka som nyligen delats upp i tre olika arter: </w:t>
       </w:r>
       <w:r>
         <w:rPr>
@@ -317,6 +400,26 @@
       </w:r>
       <w:r>
         <w:t>. De två sistnämnda arterna står för närvarande (2020) som ej bedömda i rödlistan (SLU Artdatabanken, 2024; Nitare &amp; Skogsstyrelsen, 2019; Miettinen &amp; Niemelä, 2018).</w:t>
+      </w:r>
+    </w:p>
+    <w:p>
+      <w:r>
+        <w:rPr>
+          <w:b/>
+        </w:rPr>
+        <w:t xml:space="preserve">Vedticka </w:t>
+      </w:r>
+      <w:r>
+        <w:t xml:space="preserve">är en bra signalart söder om den naturliga norrlandsgränsen. Den är huvudsakligen knuten till äldre barrskogar där det föreligger långvarig kontinuitet av död barrved. Vedticka är typisk art för </w:t>
+      </w:r>
+      <w:r>
+        <w:rPr>
+          <w:i/>
+        </w:rPr>
+        <w:t xml:space="preserve">9010 Taiga </w:t>
+      </w:r>
+      <w:r>
+        <w:t>(Nitare &amp; Skogsstyrelsen, 2019; SLU Artdatabanken, 2025).</w:t>
       </w:r>
     </w:p>
     <w:p>
@@ -365,7 +468,25 @@
         <w:t>Tretåig hackspett (NT, §4)</w:t>
       </w:r>
       <w:r>
-        <w:t xml:space="preserve"> är rödlistad som nära hotad och ingår i bilaga 1 i EU:s fågeldirektiv. Tretåig hackspett är för sin överlevnad beroende av kontinuerlig tillförsel av äldre döende och död ved, som sker genom naturliga självgallringsprocesser i äldre grannaturskogar och barrblandade naturskogar. Om en skog genom skogsbruk gallras eller glesas ur så upphör och uteblir i stort sett den naturliga självgallringsprocessen för mycket lång tid framöver vilket omöjliggör upprätthållandet av den kontinuerliga ekologiska funktionen i ett område. Det finns studier som visar att naturskogens självgallringsprocess som den tretåiga hackspetten är beroende av, inte kan ersättas med efterlämnad hänsyn i skogsbruket (Imbeau &amp; Desrochers, 2002). Storleken på häckningsreviret varierar med skogstypen, förekomsten av död ved och graden av fragmentering, men är i allmänhet i storleksordningen 25–100 hektar. Vintertid krävs ofta betydligt större områden och det finns studier som antyder att arten behöver minst 100 hektar äldre skog. I områden med låg bonitet kan det behövas över 200 hektar lämpligt habitat för att ett par ska kunna reproducera sig. Områden med dokumenterad permanent förekomst i naturskogsmiljöer har vanligen så stora naturvärden att skogsbruk är olämpligt (Skogsstyrelsen, 2016).</w:t>
+        <w:t xml:space="preserve"> är rödlistad som nära hotad och ingår i bilaga 1 i EU:s fågeldirektiv. Tretåig hackspett är för sin överlevnad beroende av kontinuerlig tillförsel av äldre döende och död ved, som sker genom naturliga självgallringsprocesser i äldre grannaturskogar och barrblandade naturskogar. Om en skog genom skogsbruk gallras eller glesas ur så upphör och uteblir i stort sett den naturliga självgallringsprocessen för mycket lång tid framöver vilket omöjliggör upprätthållandet av den kontinuerliga ekologiska funktionen i ett område. Det finns studier som visar att naturskogens självgallringsprocess som den tretåiga hackspetten är beroende av, inte kan ersättas med efterlämnad hänsyn i skogsbruket (Imbeau &amp; Desrochers, 2002). Storleken på häckningsreviret varierar med skogstypen, förekomsten av död ved och graden av fragmentering, men är i allmänhet i storleksordningen 25–100 hektar. Vintertid krävs ofta betydligt större områden och det finns studier som antyder att arten behöver minst 100 hektar äldre skog. I områden med låg bonitet kan det behövas över 200 hektar lämpligt habitat för att ett par ska kunna reproducera sig. Områden med dokumenterad permanent förekomst i naturskogsmiljöer har vanligen så stora naturvärden att skogsbruk är olämpligt. Tretåig hackspett är typisk art för </w:t>
+      </w:r>
+      <w:r>
+        <w:rPr>
+          <w:i/>
+        </w:rPr>
+        <w:t xml:space="preserve">9010 Taiga, 9740 Skogsbevuxen myr, 9030 Landhöjningsskog </w:t>
+      </w:r>
+      <w:r>
+        <w:t xml:space="preserve">och </w:t>
+      </w:r>
+      <w:r>
+        <w:rPr>
+          <w:i/>
+        </w:rPr>
+        <w:t>9040 Fjällbjörkskog</w:t>
+      </w:r>
+      <w:r>
+        <w:t xml:space="preserve"> (Skogsstyrelsen, 2016; SLU Artdatabanken, 2024).</w:t>
       </w:r>
     </w:p>
     <w:p>
@@ -376,7 +497,16 @@
         <w:t>Videsparv (NT, §4)</w:t>
       </w:r>
       <w:r>
-        <w:t xml:space="preserve"> är rödlistad som nära hotad (NT), fridlyst enligt 4§ artskyddsförordningen och prioriterad art enligt skogsvårdslagen. Den har minskat med 15 (0–30) % under de senaste 10 åren och under perioden 1980–2012 uppgick minskningen till 85–95 %. Videsparven är en sumpskogsart och den viktigaste häckningsbiotopen utgörs av lövrik sumpgranskog med ett rikt fältskikt av olika starr- och fräkenarter samt riklig förekomst av olika låga ris. Reviren är små till medelstora, från under en hektar till några hektar. Videsparven missgynnas av avverkning av sumpskog, dikning och dikesrensning samt andra åtgärder som påverkar fuktiga till blöta impediment. Minskningstakten för den svenska populationen bedöms vara nära gränsvärdet för Sårbar (VU). (A2bcd) (SLU Artdatabanken, 2024; Skogsstyrelsen, 2016).</w:t>
+        <w:t xml:space="preserve"> är rödlistad som nära hotad (NT), fridlyst enligt 4§ artskyddsförordningen och prioriterad art enligt skogsvårdslagen. Den har minskat med 15 (0–30) % under de senaste 10 åren och under perioden 1980–2012 uppgick minskningen till 85–95 %. Videsparven är en sumpskogsart och den viktigaste häckningsbiotopen utgörs av lövrik sumpgranskog med ett rikt fältskikt av olika starr- och fräkenarter samt riklig förekomst av olika låga ris. Reviren är små till medelstora, från under en hektar till några hektar. Videsparven missgynnas av avverkning av sumpskog, dikning och dikesrensning samt andra åtgärder som påverkar fuktiga till blöta impediment. Minskningstakten för den svenska populationen bedöms vara nära gränsvärdet för Sårbar (VU). (A2bcd). Videsparv är typisk art för </w:t>
+      </w:r>
+      <w:r>
+        <w:rPr>
+          <w:i/>
+        </w:rPr>
+        <w:t>9740 Skogsbevuxen myr</w:t>
+      </w:r>
+      <w:r>
+        <w:t xml:space="preserve"> (SLU Artdatabanken, 2024; Skogsstyrelsen, 2016).</w:t>
       </w:r>
     </w:p>
     <w:p>
@@ -835,7 +965,16 @@
         <w:rPr>
           <w:i/>
         </w:rPr>
-        <w:t>“Områden med dokumenterad permanent förekomst i naturskogsmiljöer har vanligen så stora naturvärden att skogsbruk är olämpligt”.</w:t>
+        <w:t>“Områden med dokumenterad permanent förekomst i naturskogsmiljöer har vanligen så stora naturvärden att skogsbruk är olämpligt”</w:t>
+      </w:r>
+      <w:r>
+        <w:t xml:space="preserve"> (SLU Artdatabanken, 2024; Skogsstyrelsen, 2016)</w:t>
+      </w:r>
+      <w:r>
+        <w:rPr>
+          <w:i/>
+        </w:rPr>
+        <w:t>.</w:t>
       </w:r>
     </w:p>
     <w:p>
@@ -845,12 +984,30 @@
     </w:p>
     <w:p>
       <w:r>
-        <w:t>Permanenta revir av tretåig hackspett karaktäriseras ofta av artens typiska ringformigt ordnade hackmärken på framför allt gamla granar. För att säkerställa att inte revir av tretåig hackspett drabbas av avverkningsplanerna bör en inventering göras i området både under häckningstid och under vintern, då arten utnyttjar betydligt större områden än under sommarens häckningsrevir. Storleken på häckningsreviret varierar med skogstypen, förekomsten av död ved och graden av fragmentering, men är i allmänhet i storleksordningen 25–100 hektar.</w:t>
+        <w:t>Permanenta revir av tretåig hackspett karaktäriseras ofta av artens typiska ringformigt ordnade hackmärken på framför allt gamla granar. För att säkerställa att inte revir av tretåig hackspett drabbas av avverkningsplanerna bör en inventering göras i området både under häckningstid och under vintern, då arten utnyttjar betydligt större områden än under sommarens häckningsrevir. Storleken på häckningsreviret varierar med skogstypen, förekomsten av död ved och graden av fragmentering, men är i allmänhet i storleksordningen 25–100 hektar (SLU Artdatabanken, 2024; Skogsstyrelsen, 2016).</w:t>
       </w:r>
     </w:p>
     <w:p>
       <w:r>
-        <w:t>Förutom fridlysning enligt §4 Artskyddsförordningen är tretåig hackspett även förtecknad i EU:s fågeldirektiv bilaga 1. Den ingår också i Natura 2000 och är förtecknad i Bernkonventionen bilaga II (strikt skyddade djurarter).</w:t>
+        <w:t xml:space="preserve">Förutom fridlysning enligt §4 Artskyddsförordningen är tretåig hackspett även förtecknad i EU:s fågeldirektiv bilaga 1. Den är typisk art för </w:t>
+      </w:r>
+      <w:r>
+        <w:rPr>
+          <w:i/>
+        </w:rPr>
+        <w:t xml:space="preserve">9010 Taiga, 9740 Skogsbevuxen myr, 9030 Landhöjningsskog </w:t>
+      </w:r>
+      <w:r>
+        <w:t xml:space="preserve">och </w:t>
+      </w:r>
+      <w:r>
+        <w:rPr>
+          <w:i/>
+        </w:rPr>
+        <w:t>9040 Fjällbjörkskog</w:t>
+      </w:r>
+      <w:r>
+        <w:t xml:space="preserve"> samt ingår i Natura 2000 och är förtecknad i Bernkonventionen bilaga II (strikt skyddade djurarter) (SLU Artdatabanken, 2024; Skogsstyrelsen, 2016).</w:t>
       </w:r>
     </w:p>
     <w:p>
@@ -872,7 +1029,7 @@
         <w:t xml:space="preserve">Förekomst av tretåig hackspett Picoides tridactylus på bestånds- och landskapsnivå. </w:t>
       </w:r>
       <w:r>
-        <w:t>Ornis Svecica 6: 107–119</w:t>
+        <w:t>Ornis Svecica 6: 107–119.</w:t>
       </w:r>
     </w:p>
     <w:p>
@@ -886,7 +1043,7 @@
         <w:t xml:space="preserve">Dead wood threshold values for the three-toed woodpecker presence in boreal and sub-Alpine forest. </w:t>
       </w:r>
       <w:r>
-        <w:t>Biological conservation 119(3): 305–318</w:t>
+        <w:t>Biological conservation 119(3): 305–318.</w:t>
       </w:r>
     </w:p>
     <w:p>
@@ -925,10 +1082,21 @@
         <w:rPr>
           <w:i/>
         </w:rPr>
-        <w:t xml:space="preserve">Vägledning för hänsyn till fåglar – Tretåig hackspett. </w:t>
-      </w:r>
-      <w:r>
-        <w:t>www.skogsstyrelsen.se</w:t>
+        <w:t>Vägledning för hänsyn till fåglar – Tretåig hackspett.</w:t>
+      </w:r>
+    </w:p>
+    <w:p>
+      <w:r>
+        <w:t xml:space="preserve">SLU Artdatabanken, 2024. </w:t>
+      </w:r>
+      <w:r>
+        <w:rPr>
+          <w:i/>
+        </w:rPr>
+        <w:t xml:space="preserve">Artfaktablad. Naturvård – artfakta. </w:t>
+      </w:r>
+      <w:r>
+        <w:t>SLU Artdatabanken, Uppsala.</w:t>
       </w:r>
     </w:p>
     <w:p>
@@ -956,7 +1124,7 @@
         <w:t xml:space="preserve">Population trends of forest birds in a Finnish Lapland landscape of large habitat blocks – Consequences of stochastic environmental variation or regional habitat alteration. </w:t>
       </w:r>
       <w:r>
-        <w:t>Biological conservation 56(2): 223–240</w:t>
+        <w:t>Biological conservation 56(2): 223–240.</w:t>
       </w:r>
     </w:p>
     <w:p>
@@ -983,7 +1151,16 @@
     </w:p>
     <w:p>
       <w:r>
-        <w:t>Videsparv (NT, §4) är rödlistad som nära hotad (NT), fridlyst enligt 4§ Artskyddsförordningen och prioriterad art enligt skogsvårdslagen. Den har minskat med 15 (0–30) % under de senaste 10 åren och minskningstakten för den svenska populationen bedöms vara nära gränsvärdet för Sårbar (VU). (A2bcd). Under perioden 1980–2012 uppgick minskningen till 85–95 % (SLU Artdatabanken, 2024).</w:t>
+        <w:t xml:space="preserve">Videsparv (NT, §4) är rödlistad som nära hotad (NT), fridlyst enligt 4§ Artskyddsförordningen och prioriterad art enligt skogsvårdslagen. Den har minskat med 15 (0–30) % under de senaste 10 åren och minskningstakten för den svenska populationen bedöms vara nära gränsvärdet för Sårbar (VU). (A2bcd). Under perioden 1980–2012 uppgick minskningen till 85–95 %. Videsparv är typisk art för </w:t>
+      </w:r>
+      <w:r>
+        <w:rPr>
+          <w:i/>
+        </w:rPr>
+        <w:t>9740 Skogsbevuxen myr</w:t>
+      </w:r>
+      <w:r>
+        <w:t xml:space="preserve"> (SLU Artdatabanken, 2024).</w:t>
       </w:r>
     </w:p>
     <w:p>
@@ -1160,7 +1337,7 @@
     <w:r>
       <w:tab/>
       <w:tab/>
-      <w:t>2026-01-28</w:t>
+      <w:t>2026-01-29</w:t>
       <w:br/>
       <w:br/>
     </w:r>

--- a/klagomål/A 2574-2026 FSC-klagomål.docx
+++ b/klagomål/A 2574-2026 FSC-klagomål.docx
@@ -1337,7 +1337,7 @@
     <w:r>
       <w:tab/>
       <w:tab/>
-      <w:t>2026-01-29</w:t>
+      <w:t>2026-01-30</w:t>
       <w:br/>
       <w:br/>
     </w:r>

--- a/klagomål/A 2574-2026 FSC-klagomål.docx
+++ b/klagomål/A 2574-2026 FSC-klagomål.docx
@@ -1337,7 +1337,7 @@
     <w:r>
       <w:tab/>
       <w:tab/>
-      <w:t>2026-01-30</w:t>
+      <w:t>2026-01-31</w:t>
       <w:br/>
       <w:br/>
     </w:r>

--- a/klagomål/A 2574-2026 FSC-klagomål.docx
+++ b/klagomål/A 2574-2026 FSC-klagomål.docx
@@ -1337,7 +1337,7 @@
     <w:r>
       <w:tab/>
       <w:tab/>
-      <w:t>2026-03-01</w:t>
+      <w:t>2026-03-02</w:t>
       <w:br/>
       <w:br/>
     </w:r>

--- a/klagomål/A 2574-2026 FSC-klagomål.docx
+++ b/klagomål/A 2574-2026 FSC-klagomål.docx
@@ -338,7 +338,7 @@
         <w:rPr>
           <w:i/>
         </w:rPr>
-        <w:t xml:space="preserve"> 9070 Trädklädd betesmark </w:t>
+        <w:t xml:space="preserve"> 9070 Trädklädd betesmark</w:t>
       </w:r>
       <w:r>
         <w:t xml:space="preserve"> (SLU Artdatabanken, 2024).</w:t>
@@ -1337,7 +1337,7 @@
     <w:r>
       <w:tab/>
       <w:tab/>
-      <w:t>2026-03-02</w:t>
+      <w:t>2026-03-03</w:t>
       <w:br/>
       <w:br/>
     </w:r>

--- a/klagomål/A 2574-2026 FSC-klagomål.docx
+++ b/klagomål/A 2574-2026 FSC-klagomål.docx
@@ -1337,7 +1337,7 @@
     <w:r>
       <w:tab/>
       <w:tab/>
-      <w:t>2026-03-03</w:t>
+      <w:t>2026-03-04</w:t>
       <w:br/>
       <w:br/>
     </w:r>

--- a/klagomål/A 2574-2026 FSC-klagomål.docx
+++ b/klagomål/A 2574-2026 FSC-klagomål.docx
@@ -1337,7 +1337,7 @@
     <w:r>
       <w:tab/>
       <w:tab/>
-      <w:t>2026-03-04</w:t>
+      <w:t>2026-03-05</w:t>
       <w:br/>
       <w:br/>
     </w:r>

--- a/klagomål/A 2574-2026 FSC-klagomål.docx
+++ b/klagomål/A 2574-2026 FSC-klagomål.docx
@@ -1337,7 +1337,7 @@
     <w:r>
       <w:tab/>
       <w:tab/>
-      <w:t>2026-03-05</w:t>
+      <w:t>2026-03-06</w:t>
       <w:br/>
       <w:br/>
     </w:r>

--- a/klagomål/A 2574-2026 FSC-klagomål.docx
+++ b/klagomål/A 2574-2026 FSC-klagomål.docx
@@ -1337,7 +1337,7 @@
     <w:r>
       <w:tab/>
       <w:tab/>
-      <w:t>2026-03-06</w:t>
+      <w:t>2026-03-07</w:t>
       <w:br/>
       <w:br/>
     </w:r>

--- a/klagomål/A 2574-2026 FSC-klagomål.docx
+++ b/klagomål/A 2574-2026 FSC-klagomål.docx
@@ -1337,7 +1337,7 @@
     <w:r>
       <w:tab/>
       <w:tab/>
-      <w:t>2026-03-07</w:t>
+      <w:t>2026-03-08</w:t>
       <w:br/>
       <w:br/>
     </w:r>

--- a/klagomål/A 2574-2026 FSC-klagomål.docx
+++ b/klagomål/A 2574-2026 FSC-klagomål.docx
@@ -1337,7 +1337,7 @@
     <w:r>
       <w:tab/>
       <w:tab/>
-      <w:t>2026-03-08</w:t>
+      <w:t>2026-03-09</w:t>
       <w:br/>
       <w:br/>
     </w:r>

--- a/klagomål/A 2574-2026 FSC-klagomål.docx
+++ b/klagomål/A 2574-2026 FSC-klagomål.docx
@@ -1337,7 +1337,7 @@
     <w:r>
       <w:tab/>
       <w:tab/>
-      <w:t>2026-03-09</w:t>
+      <w:t>2026-03-10</w:t>
       <w:br/>
       <w:br/>
     </w:r>

--- a/klagomål/A 2574-2026 FSC-klagomål.docx
+++ b/klagomål/A 2574-2026 FSC-klagomål.docx
@@ -457,7 +457,7 @@
         <w:t>Talltita (NT, §4)</w:t>
       </w:r>
       <w:r>
-        <w:t>, rödlistad som nära hotad och prioriterad art i Skogsvårdslagen har häckningsrevir i anmälan. Arten har minskat kraftigt de senaste 30 åren och minskningstakten innevarande 10-årsperiod beräknas till 20 (10–30) %. Talltitan är synnerligen trogen sitt cirka 15 hektar stora revir och är beroende av flerskiktade olikåldriga skogar för att kunna föda upp sina ungar. Talltitan försvinner om dess livsmiljö kalavverkas (Eggers &amp; Low (2014); Ekman (1979); Griesser et al (2007); Klein (2020); Siffczyk et al (2003); SLU Artdatabanken (2021).</w:t>
+        <w:t>, rödlistad som nära hotad och prioriterad art i Skogsvårdslagen, har häckningsrevir i anmälan. Arten har minskat kraftigt de senaste 30 åren och minskningstakten innevarande 10-årsperiod beräknas till 20 (10–30) %. Talltitan är synnerligen trogen sitt cirka 15 hektar stora revir och är beroende av flerskiktade olikåldriga skogar för att kunna föda upp sina ungar. Talltitan försvinner om dess livsmiljö kalavverkas (Eggers &amp; Low, 2014; Ekman, 1979; Griesser et al, 2007; Klein, 2020; Siffczyk et al, 2003; SLU Artdatabanken, 2021).</w:t>
       </w:r>
     </w:p>
     <w:p>
@@ -1337,7 +1337,7 @@
     <w:r>
       <w:tab/>
       <w:tab/>
-      <w:t>2026-03-10</w:t>
+      <w:t>2026-03-11</w:t>
       <w:br/>
       <w:br/>
     </w:r>

--- a/klagomål/A 2574-2026 FSC-klagomål.docx
+++ b/klagomål/A 2574-2026 FSC-klagomål.docx
@@ -1337,7 +1337,7 @@
     <w:r>
       <w:tab/>
       <w:tab/>
-      <w:t>2026-03-11</w:t>
+      <w:t>2026-03-12</w:t>
       <w:br/>
       <w:br/>
     </w:r>

--- a/klagomål/A 2574-2026 FSC-klagomål.docx
+++ b/klagomål/A 2574-2026 FSC-klagomål.docx
@@ -1337,7 +1337,7 @@
     <w:r>
       <w:tab/>
       <w:tab/>
-      <w:t>2026-03-12</w:t>
+      <w:t>2026-03-13</w:t>
       <w:br/>
       <w:br/>
     </w:r>

--- a/klagomål/A 2574-2026 FSC-klagomål.docx
+++ b/klagomål/A 2574-2026 FSC-klagomål.docx
@@ -1337,7 +1337,7 @@
     <w:r>
       <w:tab/>
       <w:tab/>
-      <w:t>2026-03-13</w:t>
+      <w:t>2026-03-16</w:t>
       <w:br/>
       <w:br/>
     </w:r>

--- a/klagomål/A 2574-2026 FSC-klagomål.docx
+++ b/klagomål/A 2574-2026 FSC-klagomål.docx
@@ -1337,7 +1337,7 @@
     <w:r>
       <w:tab/>
       <w:tab/>
-      <w:t>2026-03-16</w:t>
+      <w:t>2026-03-17</w:t>
       <w:br/>
       <w:br/>
     </w:r>

--- a/klagomål/A 2574-2026 FSC-klagomål.docx
+++ b/klagomål/A 2574-2026 FSC-klagomål.docx
@@ -1337,7 +1337,7 @@
     <w:r>
       <w:tab/>
       <w:tab/>
-      <w:t>2026-03-17</w:t>
+      <w:t>2026-03-18</w:t>
       <w:br/>
       <w:br/>
     </w:r>

--- a/klagomål/A 2574-2026 FSC-klagomål.docx
+++ b/klagomål/A 2574-2026 FSC-klagomål.docx
@@ -1337,7 +1337,7 @@
     <w:r>
       <w:tab/>
       <w:tab/>
-      <w:t>2026-03-18</w:t>
+      <w:t>2026-03-19</w:t>
       <w:br/>
       <w:br/>
     </w:r>

--- a/klagomål/A 2574-2026 FSC-klagomål.docx
+++ b/klagomål/A 2574-2026 FSC-klagomål.docx
@@ -1337,7 +1337,7 @@
     <w:r>
       <w:tab/>
       <w:tab/>
-      <w:t>2026-03-19</w:t>
+      <w:t>2026-03-20</w:t>
       <w:br/>
       <w:br/>
     </w:r>

--- a/klagomål/A 2574-2026 FSC-klagomål.docx
+++ b/klagomål/A 2574-2026 FSC-klagomål.docx
@@ -1337,7 +1337,7 @@
     <w:r>
       <w:tab/>
       <w:tab/>
-      <w:t>2026-03-20</w:t>
+      <w:t>2026-03-21</w:t>
       <w:br/>
       <w:br/>
     </w:r>

--- a/klagomål/A 2574-2026 FSC-klagomål.docx
+++ b/klagomål/A 2574-2026 FSC-klagomål.docx
@@ -1337,7 +1337,7 @@
     <w:r>
       <w:tab/>
       <w:tab/>
-      <w:t>2026-03-21</w:t>
+      <w:t>2026-03-22</w:t>
       <w:br/>
       <w:br/>
     </w:r>

--- a/klagomål/A 2574-2026 FSC-klagomål.docx
+++ b/klagomål/A 2574-2026 FSC-klagomål.docx
@@ -1337,7 +1337,7 @@
     <w:r>
       <w:tab/>
       <w:tab/>
-      <w:t>2026-03-22</w:t>
+      <w:t>2026-03-23</w:t>
       <w:br/>
       <w:br/>
     </w:r>

--- a/klagomål/A 2574-2026 FSC-klagomål.docx
+++ b/klagomål/A 2574-2026 FSC-klagomål.docx
@@ -1337,7 +1337,7 @@
     <w:r>
       <w:tab/>
       <w:tab/>
-      <w:t>2026-03-23</w:t>
+      <w:t>2026-03-24</w:t>
       <w:br/>
       <w:br/>
     </w:r>

--- a/klagomål/A 2574-2026 FSC-klagomål.docx
+++ b/klagomål/A 2574-2026 FSC-klagomål.docx
@@ -1337,7 +1337,7 @@
     <w:r>
       <w:tab/>
       <w:tab/>
-      <w:t>2026-03-24</w:t>
+      <w:t>2026-03-25</w:t>
       <w:br/>
       <w:br/>
     </w:r>

--- a/klagomål/A 2574-2026 FSC-klagomål.docx
+++ b/klagomål/A 2574-2026 FSC-klagomål.docx
@@ -1337,7 +1337,7 @@
     <w:r>
       <w:tab/>
       <w:tab/>
-      <w:t>2026-03-25</w:t>
+      <w:t>2026-03-26</w:t>
       <w:br/>
       <w:br/>
     </w:r>

--- a/klagomål/A 2574-2026 FSC-klagomål.docx
+++ b/klagomål/A 2574-2026 FSC-klagomål.docx
@@ -1337,7 +1337,7 @@
     <w:r>
       <w:tab/>
       <w:tab/>
-      <w:t>2026-03-26</w:t>
+      <w:t>2026-03-27</w:t>
       <w:br/>
       <w:br/>
     </w:r>

--- a/klagomål/A 2574-2026 FSC-klagomål.docx
+++ b/klagomål/A 2574-2026 FSC-klagomål.docx
@@ -1337,7 +1337,7 @@
     <w:r>
       <w:tab/>
       <w:tab/>
-      <w:t>2026-03-27</w:t>
+      <w:t>2026-03-28</w:t>
       <w:br/>
       <w:br/>
     </w:r>

--- a/klagomål/A 2574-2026 FSC-klagomål.docx
+++ b/klagomål/A 2574-2026 FSC-klagomål.docx
@@ -1337,7 +1337,7 @@
     <w:r>
       <w:tab/>
       <w:tab/>
-      <w:t>2026-03-28</w:t>
+      <w:t>2026-03-29</w:t>
       <w:br/>
       <w:br/>
     </w:r>

--- a/klagomål/A 2574-2026 FSC-klagomål.docx
+++ b/klagomål/A 2574-2026 FSC-klagomål.docx
@@ -1337,7 +1337,7 @@
     <w:r>
       <w:tab/>
       <w:tab/>
-      <w:t>2026-03-29</w:t>
+      <w:t>2026-03-30</w:t>
       <w:br/>
       <w:br/>
     </w:r>

--- a/klagomål/A 2574-2026 FSC-klagomål.docx
+++ b/klagomål/A 2574-2026 FSC-klagomål.docx
@@ -1337,7 +1337,7 @@
     <w:r>
       <w:tab/>
       <w:tab/>
-      <w:t>2026-03-30</w:t>
+      <w:t>2026-03-31</w:t>
       <w:br/>
       <w:br/>
     </w:r>

--- a/klagomål/A 2574-2026 FSC-klagomål.docx
+++ b/klagomål/A 2574-2026 FSC-klagomål.docx
@@ -1337,7 +1337,7 @@
     <w:r>
       <w:tab/>
       <w:tab/>
-      <w:t>2026-03-31</w:t>
+      <w:t>2026-04-01</w:t>
       <w:br/>
       <w:br/>
     </w:r>

--- a/klagomål/A 2574-2026 FSC-klagomål.docx
+++ b/klagomål/A 2574-2026 FSC-klagomål.docx
@@ -1337,7 +1337,7 @@
     <w:r>
       <w:tab/>
       <w:tab/>
-      <w:t>2026-04-01</w:t>
+      <w:t>2026-04-02</w:t>
       <w:br/>
       <w:br/>
     </w:r>

--- a/klagomål/A 2574-2026 FSC-klagomål.docx
+++ b/klagomål/A 2574-2026 FSC-klagomål.docx
@@ -1337,7 +1337,7 @@
     <w:r>
       <w:tab/>
       <w:tab/>
-      <w:t>2026-04-02</w:t>
+      <w:t>2026-04-03</w:t>
       <w:br/>
       <w:br/>
     </w:r>

--- a/klagomål/A 2574-2026 FSC-klagomål.docx
+++ b/klagomål/A 2574-2026 FSC-klagomål.docx
@@ -1337,7 +1337,7 @@
     <w:r>
       <w:tab/>
       <w:tab/>
-      <w:t>2026-04-03</w:t>
+      <w:t>2026-04-04</w:t>
       <w:br/>
       <w:br/>
     </w:r>

--- a/klagomål/A 2574-2026 FSC-klagomål.docx
+++ b/klagomål/A 2574-2026 FSC-klagomål.docx
@@ -1337,7 +1337,7 @@
     <w:r>
       <w:tab/>
       <w:tab/>
-      <w:t>2026-04-04</w:t>
+      <w:t>2026-04-05</w:t>
       <w:br/>
       <w:br/>
     </w:r>

--- a/klagomål/A 2574-2026 FSC-klagomål.docx
+++ b/klagomål/A 2574-2026 FSC-klagomål.docx
@@ -1355,7 +1355,7 @@
     <w:r>
       <w:tab/>
       <w:tab/>
-      <w:t>2026-04-14</w:t>
+      <w:t>2026-04-15</w:t>
       <w:br/>
       <w:br/>
     </w:r>

--- a/klagomål/A 2574-2026 FSC-klagomål.docx
+++ b/klagomål/A 2574-2026 FSC-klagomål.docx
@@ -1355,7 +1355,7 @@
     <w:r>
       <w:tab/>
       <w:tab/>
-      <w:t>2026-04-15</w:t>
+      <w:t>2026-04-16</w:t>
       <w:br/>
       <w:br/>
     </w:r>

--- a/klagomål/A 2574-2026 FSC-klagomål.docx
+++ b/klagomål/A 2574-2026 FSC-klagomål.docx
@@ -1355,7 +1355,7 @@
     <w:r>
       <w:tab/>
       <w:tab/>
-      <w:t>2026-04-16</w:t>
+      <w:t>2026-04-17</w:t>
       <w:br/>
       <w:br/>
     </w:r>

--- a/klagomål/A 2574-2026 FSC-klagomål.docx
+++ b/klagomål/A 2574-2026 FSC-klagomål.docx
@@ -1355,7 +1355,7 @@
     <w:r>
       <w:tab/>
       <w:tab/>
-      <w:t>2026-04-17</w:t>
+      <w:t>2026-04-18</w:t>
       <w:br/>
       <w:br/>
     </w:r>

--- a/klagomål/A 2574-2026 FSC-klagomål.docx
+++ b/klagomål/A 2574-2026 FSC-klagomål.docx
@@ -254,7 +254,25 @@
         <w:t>Bårdlav</w:t>
       </w:r>
       <w:r>
-        <w:t xml:space="preserve"> signalerar miljöer med höga naturvärden och på lokalerna finns vanligtvis många andra ovanliga och rödlistade arter. Den visar även på platser med hög och jämn luftfuktighet. Bårdlav är typisk art för </w:t>
+        <w:t xml:space="preserve"> signalerar miljöer med höga naturvärden och på lokalerna finns vanligtvis många andra ovanliga och rödlistade arter. Den visar även på platser med hög och jämn luftfuktighet. På bårdlav och andra njurlavar (Nephroma) kan de sällsynta parasiterna </w:t>
+      </w:r>
+      <w:r>
+        <w:rPr>
+          <w:i/>
+        </w:rPr>
+        <w:t xml:space="preserve">Protounguicularia nephromatis </w:t>
+      </w:r>
+      <w:r>
+        <w:t xml:space="preserve">(VU) och </w:t>
+      </w:r>
+      <w:r>
+        <w:rPr>
+          <w:i/>
+        </w:rPr>
+        <w:t xml:space="preserve">Tremella nephromatis </w:t>
+      </w:r>
+      <w:r>
+        <w:t xml:space="preserve">(DD) påträffas. Bårdlav är typisk art för </w:t>
       </w:r>
       <w:r>
         <w:rPr>
@@ -272,7 +290,7 @@
         <w:t xml:space="preserve"> 9190 Näringsfattig ekskog</w:t>
       </w:r>
       <w:r>
-        <w:t xml:space="preserve"> (SLU Artdatabanken, 2025; Nitare &amp; Skogsstyrelsen, 2019).</w:t>
+        <w:t xml:space="preserve"> (SLU Artdatabanken, 2026; Nitare &amp; Skogsstyrelsen, 2019).</w:t>
       </w:r>
     </w:p>
     <w:p>
@@ -1355,7 +1373,7 @@
     <w:r>
       <w:tab/>
       <w:tab/>
-      <w:t>2026-04-18</w:t>
+      <w:t>2026-04-19</w:t>
       <w:br/>
       <w:br/>
     </w:r>

--- a/klagomål/A 2574-2026 FSC-klagomål.docx
+++ b/klagomål/A 2574-2026 FSC-klagomål.docx
@@ -1373,7 +1373,7 @@
     <w:r>
       <w:tab/>
       <w:tab/>
-      <w:t>2026-04-19</w:t>
+      <w:t>2026-04-20</w:t>
       <w:br/>
       <w:br/>
     </w:r>

--- a/klagomål/A 2574-2026 FSC-klagomål.docx
+++ b/klagomål/A 2574-2026 FSC-klagomål.docx
@@ -1373,7 +1373,7 @@
     <w:r>
       <w:tab/>
       <w:tab/>
-      <w:t>2026-04-20</w:t>
+      <w:t>2026-04-21</w:t>
       <w:br/>
       <w:br/>
     </w:r>

--- a/klagomål/A 2574-2026 FSC-klagomål.docx
+++ b/klagomål/A 2574-2026 FSC-klagomål.docx
@@ -1373,7 +1373,7 @@
     <w:r>
       <w:tab/>
       <w:tab/>
-      <w:t>2026-04-21</w:t>
+      <w:t>2026-04-22</w:t>
       <w:br/>
       <w:br/>
     </w:r>

--- a/klagomål/A 2574-2026 FSC-klagomål.docx
+++ b/klagomål/A 2574-2026 FSC-klagomål.docx
@@ -1373,7 +1373,7 @@
     <w:r>
       <w:tab/>
       <w:tab/>
-      <w:t>2026-04-22</w:t>
+      <w:t>2026-04-23</w:t>
       <w:br/>
       <w:br/>
     </w:r>

--- a/klagomål/A 2574-2026 FSC-klagomål.docx
+++ b/klagomål/A 2574-2026 FSC-klagomål.docx
@@ -1373,7 +1373,7 @@
     <w:r>
       <w:tab/>
       <w:tab/>
-      <w:t>2026-04-23</w:t>
+      <w:t>2026-04-24</w:t>
       <w:br/>
       <w:br/>
     </w:r>

--- a/klagomål/A 2574-2026 FSC-klagomål.docx
+++ b/klagomål/A 2574-2026 FSC-klagomål.docx
@@ -1373,7 +1373,7 @@
     <w:r>
       <w:tab/>
       <w:tab/>
-      <w:t>2026-04-24</w:t>
+      <w:t>2026-04-25</w:t>
       <w:br/>
       <w:br/>
     </w:r>

--- a/klagomål/A 2574-2026 FSC-klagomål.docx
+++ b/klagomål/A 2574-2026 FSC-klagomål.docx
@@ -1373,7 +1373,7 @@
     <w:r>
       <w:tab/>
       <w:tab/>
-      <w:t>2026-04-25</w:t>
+      <w:t>2026-04-26</w:t>
       <w:br/>
       <w:br/>
     </w:r>

--- a/klagomål/A 2574-2026 FSC-klagomål.docx
+++ b/klagomål/A 2574-2026 FSC-klagomål.docx
@@ -1373,7 +1373,7 @@
     <w:r>
       <w:tab/>
       <w:tab/>
-      <w:t>2026-05-16</w:t>
+      <w:t>2026-05-17</w:t>
       <w:br/>
       <w:br/>
     </w:r>

--- a/klagomål/A 2574-2026 FSC-klagomål.docx
+++ b/klagomål/A 2574-2026 FSC-klagomål.docx
@@ -1373,7 +1373,7 @@
     <w:r>
       <w:tab/>
       <w:tab/>
-      <w:t>2026-06-15</w:t>
+      <w:t>2026-06-16</w:t>
       <w:br/>
       <w:br/>
     </w:r>

--- a/klagomål/A 2574-2026 FSC-klagomål.docx
+++ b/klagomål/A 2574-2026 FSC-klagomål.docx
@@ -1373,7 +1373,7 @@
     <w:r>
       <w:tab/>
       <w:tab/>
-      <w:t>2026-06-16</w:t>
+      <w:t>2026-06-17</w:t>
       <w:br/>
       <w:br/>
     </w:r>

--- a/klagomål/A 2574-2026 FSC-klagomål.docx
+++ b/klagomål/A 2574-2026 FSC-klagomål.docx
@@ -1,6 +1,6 @@
 
 <file path=word/document.xml><?xml version="1.0" encoding="utf-8"?>
-<w:document xmlns:wpc="http://schemas.microsoft.com/office/word/2010/wordprocessingCanvas" xmlns:cx="http://schemas.microsoft.com/office/drawing/2014/chartex" xmlns:cx1="http://schemas.microsoft.com/office/drawing/2015/9/8/chartex" xmlns:cx2="http://schemas.microsoft.com/office/drawing/2015/10/21/chartex" xmlns:cx3="http://schemas.microsoft.com/office/drawing/2016/5/9/chartex" xmlns:cx4="http://schemas.microsoft.com/office/drawing/2016/5/10/chartex" xmlns:cx5="http://schemas.microsoft.com/office/drawing/2016/5/11/chartex" xmlns:cx6="http://schemas.microsoft.com/office/drawing/2016/5/12/chartex" xmlns:cx7="http://schemas.microsoft.com/office/drawing/2016/5/13/chartex" xmlns:cx8="http://schemas.microsoft.com/office/drawing/2016/5/14/chartex" xmlns:mc="http://schemas.openxmlformats.org/markup-compatibility/2006" xmlns:aink="http://schemas.microsoft.com/office/drawing/2016/ink" xmlns:am3d="http://schemas.microsoft.com/office/drawing/2017/model3d" xmlns:o="urn:schemas-microsoft-com:office:office" xmlns:oel="http://schemas.microsoft.com/office/2019/extlst" xmlns:r="http://schemas.openxmlformats.org/officeDocument/2006/relationships" xmlns:m="http://schemas.openxmlformats.org/officeDocument/2006/math" xmlns:v="urn:schemas-microsoft-com:vml" xmlns:wp14="http://schemas.microsoft.com/office/word/2010/wordprocessingDrawing" xmlns:wp="http://schemas.openxmlformats.org/drawingml/2006/wordprocessingDrawing" xmlns:w10="urn:schemas-microsoft-com:office:word" xmlns:w="http://schemas.openxmlformats.org/wordprocessingml/2006/main" xmlns:w14="http://schemas.microsoft.com/office/word/2010/wordml" xmlns:w15="http://schemas.microsoft.com/office/word/2012/wordml" xmlns:w16cex="http://schemas.microsoft.com/office/word/2018/wordml/cex" xmlns:w16cid="http://schemas.microsoft.com/office/word/2016/wordml/cid" xmlns:w16="http://schemas.microsoft.com/office/word/2018/wordml" xmlns:w16sdtdh="http://schemas.microsoft.com/office/word/2020/wordml/sdtdatahash" xmlns:w16se="http://schemas.microsoft.com/office/word/2015/wordml/symex" xmlns:wpg="http://schemas.microsoft.com/office/word/2010/wordprocessingGroup" xmlns:wpi="http://schemas.microsoft.com/office/word/2010/wordprocessingInk" xmlns:wne="http://schemas.microsoft.com/office/word/2006/wordml" xmlns:wps="http://schemas.microsoft.com/office/word/2010/wordprocessingShape" mc:Ignorable="w14 w15 w16se w16cid w16 w16cex w16sdtdh wp14">
+<w:document xmlns:wpc="http://schemas.microsoft.com/office/word/2010/wordprocessingCanvas" xmlns:cx="http://schemas.microsoft.com/office/drawing/2014/chartex" xmlns:cx1="http://schemas.microsoft.com/office/drawing/2015/9/8/chartex" xmlns:cx2="http://schemas.microsoft.com/office/drawing/2015/10/21/chartex" xmlns:cx3="http://schemas.microsoft.com/office/drawing/2016/5/9/chartex" xmlns:cx4="http://schemas.microsoft.com/office/drawing/2016/5/10/chartex" xmlns:cx5="http://schemas.microsoft.com/office/drawing/2016/5/11/chartex" xmlns:cx6="http://schemas.microsoft.com/office/drawing/2016/5/12/chartex" xmlns:cx7="http://schemas.microsoft.com/office/drawing/2016/5/13/chartex" xmlns:cx8="http://schemas.microsoft.com/office/drawing/2016/5/14/chartex" xmlns:mc="http://schemas.openxmlformats.org/markup-compatibility/2006" xmlns:aink="http://schemas.microsoft.com/office/drawing/2016/ink" xmlns:am3d="http://schemas.microsoft.com/office/drawing/2017/model3d" xmlns:o="urn:schemas-microsoft-com:office:office" xmlns:oel="http://schemas.microsoft.com/office/2019/extlst" xmlns:r="http://schemas.openxmlformats.org/officeDocument/2006/relationships" xmlns:m="http://schemas.openxmlformats.org/officeDocument/2006/math" xmlns:v="urn:schemas-microsoft-com:vml" xmlns:wp14="http://schemas.microsoft.com/office/word/2010/wordprocessingDrawing" xmlns:wp="http://schemas.openxmlformats.org/drawingml/2006/wordprocessingDrawing" xmlns:w10="urn:schemas-microsoft-com:office:word" xmlns:w="http://schemas.openxmlformats.org/wordprocessingml/2006/main" xmlns:w14="http://schemas.microsoft.com/office/word/2010/wordml" xmlns:w15="http://schemas.microsoft.com/office/word/2012/wordml" xmlns:w16cex="http://schemas.microsoft.com/office/word/2018/wordml/cex" xmlns:w16cid="http://schemas.microsoft.com/office/word/2016/wordml/cid" xmlns:w16="http://schemas.microsoft.com/office/word/2018/wordml" xmlns:w16du="http://schemas.microsoft.com/office/word/2023/wordml/word16du" xmlns:w16sdtdh="http://schemas.microsoft.com/office/word/2020/wordml/sdtdatahash" xmlns:w16sdtfl="http://schemas.microsoft.com/office/word/2024/wordml/sdtformatlock" xmlns:w16se="http://schemas.microsoft.com/office/word/2015/wordml/symex" xmlns:wpg="http://schemas.microsoft.com/office/word/2010/wordprocessingGroup" xmlns:wpi="http://schemas.microsoft.com/office/word/2010/wordprocessingInk" xmlns:wne="http://schemas.microsoft.com/office/word/2006/wordml" xmlns:wps="http://schemas.microsoft.com/office/word/2010/wordprocessingShape" mc:Ignorable="w14 w15 w16se w16cid w16 w16cex w16sdtdh w16sdtfl w16du wp14">
   <w:body>
     <w:p>
       <w:r>
@@ -168,7 +168,7 @@
     </w:p>
     <w:p>
       <w:r>
-        <w:t>Detta dokument behandlar höga naturvärden i avverkningsanmälan A 2574-2026 i Skellefteå kommun. Denna avverkningsanmälan inkom 2026-01-15 00:00:00 och omfattar 11,2 ha.</w:t>
+        <w:t>Detta dokument behandlar höga naturvärden i avverkningsanmälan A 2574-2026 i Skellefteå kommun som inkom 2026-01-15 och omfattar 11,2 ha.</w:t>
       </w:r>
     </w:p>
     <w:p>
@@ -191,12 +191,15 @@
     </w:p>
     <w:p>
       <w:r>
-        <w:t>I avverkningsanmälan har följande 10 naturvårdsarter hittats: dvärgbägarlav (NT), gammelgransskål (NT), garnlav (NT), hornvaxskinn (NT), talltita (NT, §4), tretåig hackspett (NT, §4), ullticka (NT), videsparv (NT, §4), bårdlav (S) och vedticka (S). Av dessa är 8 rödlistade. För rödlistade arter har rödlistekategorin angivits inom parentes. Arter som är signalarter enligt Skogsstyrelsen har markerats med (S). För fridlysta arter anges även paragrafen i Artskyddsförordningen som arten är fridlyst enligt.</w:t>
+        <w:t>I avverkningsanmälan har följande 10 naturvårdsarter hittats: garnlav (VU, T), dvärgbägarlav (NT, T), gammelgransskål (NT, T), hornvaxskinn (NT), talltita (NT, §4), tretåig hackspett (NT, T, §4), ullticka (NT, T), bårdlav (S, T), vedticka (S, T) och videsparv (T, §4). Av dessa är 7 rödlistade. För rödlistade arter har rödlistekategorin angivits inom parentes. Arter som är signalarter enligt Skogsstyrelsen har markerats med (S). Typiska arter inom Natura 2000 som är kopplade till skogsekosystem har markerats med (T). För fridlysta arter anges även paragrafen i Artskyddsförordningen som arten är fridlyst enligt.</w:t>
       </w:r>
     </w:p>
     <w:p>
       <w:r>
-        <w:t>De påträffade naturvårdsarterna är ett tydligt kvitto på att detta rör sig om en skog med höga naturvärden. I Figur 1 visas en karta över det avverkningsanmälda området, där samtliga fyndplatser för naturvårdsarter som finns registrerade på Artportalen har markerats.</w:t>
+        <w:t>De påträffade naturvårdsarterna är ett tydligt kvitto på att det rör sig om en skog med höga naturvärden.</w:t>
+      </w:r>
+      <w:r>
+        <w:t xml:space="preserve"> I Figur 1 visas fyndplatser för naturvårdsarter i området, som finns registrerade på Artportalen.</w:t>
       </w:r>
     </w:p>
     <w:p>
@@ -206,7 +209,7 @@
       <w:r>
         <w:drawing>
           <wp:inline xmlns:a="http://schemas.openxmlformats.org/drawingml/2006/main" xmlns:pic="http://schemas.openxmlformats.org/drawingml/2006/picture">
-            <wp:extent cx="5486400" cy="4763213"/>
+            <wp:extent cx="5486400" cy="4603640"/>
             <wp:docPr id="1" name="Picture 1"/>
             <wp:cNvGraphicFramePr>
               <a:graphicFrameLocks noChangeAspect="1"/>
@@ -227,7 +230,7 @@
                   <pic:spPr>
                     <a:xfrm>
                       <a:off x="0" y="0"/>
-                      <a:ext cx="5486400" cy="4763213"/>
+                      <a:ext cx="5486400" cy="4603640"/>
                     </a:xfrm>
                     <a:prstGeom prst="rect"/>
                   </pic:spPr>
@@ -241,9 +244,110 @@
     <w:p>
       <w:pPr>
         <w:pStyle w:val="Caption"/>
+        <w:spacing w:after="240"/>
       </w:pPr>
       <w:r>
-        <w:t>Figur 1. Fyndplatser för naturvårdsarter i det avverkningsanmälda området (röd linje). Markörer utan svart kant är placerade på fyndplatsen. Markörer med svart kant är placerade vid sidan av fyndplatsen och har ett svart streck som visar fyndplatsens exakta position. Kartans mittpunktskoordinat är N 7174825, E 744263 i SWEREF 99 TM.</w:t>
+        <w:t>Figur 1. Fyndplatser för naturvårdsarter i avverkningsanmälan (röd linje). Markörer utan svart kant är placerade på fyndplatsen. Markörer med svart kant är placerade vid sidan av fyndplatsen och har ett svart streck som visar fyndplatsens exakta position. Kartans mittpunktskoordinat är N 7174825, E 744263 i SWEREF 99 TM.</w:t>
+      </w:r>
+    </w:p>
+    <w:p>
+      <w:pPr>
+        <w:pStyle w:val="Heading2"/>
+      </w:pPr>
+      <w:r>
+        <w:t>Fridlysta arter</w:t>
+      </w:r>
+    </w:p>
+    <w:p>
+      <w:r>
+        <w:t>Följande fridlysta arter har sina livsmiljöer och växtplatser i den avverkningsanmälda skogen: talltita (NT, §4), tretåig hackspett (NT, T, §4) och videsparv (T, §4).</w:t>
+      </w:r>
+    </w:p>
+    <w:p>
+      <w:r>
+        <w:t xml:space="preserve">Observera att medlemsländerna är skyldiga att agera i enlighet med EU:s fågeldirektiv där det uttryckligen står att direktivet gäller för fåglar samt för deras ägg, bon och </w:t>
+      </w:r>
+      <w:r>
+        <w:rPr>
+          <w:b/>
+        </w:rPr>
+        <w:t xml:space="preserve">livsmiljöer </w:t>
+      </w:r>
+      <w:r>
+        <w:t>(artikel 1). Vidare att de åtgärder som vidtas inte får leda till en försämring av den nuvarande situationen beträffande bevarandet av de fågelarter som avses i artikel 1 (artikel 13). Fågeldirektivet är styrande för tillsynsansvariga myndigheters ärendehantering, ställningstaganden och beslutsfattande.</w:t>
+      </w:r>
+    </w:p>
+    <w:p>
+      <w:r>
+        <w:rPr>
+          <w:b/>
+        </w:rPr>
+        <w:t>Talltita (NT, §4)</w:t>
+      </w:r>
+      <w:r>
+        <w:t>, rödlistad som nära hotad och prioriterad art i Skogsvårdslagen, har häckningsrevir i anmälan. Arten har minskat kraftigt de senaste 30 åren och minskningstakten innevarande 10-årsperiod beräknas till 20 (10–30) %. Talltitan är synnerligen trogen sitt cirka 15 hektar stora revir och är beroende av flerskiktade olikåldriga skogar för att kunna föda upp sina ungar. Talltitan försvinner om dess livsmiljö kalavverkas (Eggers &amp; Low, 2014; Ekman, 1979; Griesser et al, 2007; Klein, 2020; Siffczyk et al, 2003; SLU Artdatabanken, 2021).</w:t>
+      </w:r>
+    </w:p>
+    <w:p>
+      <w:r>
+        <w:rPr>
+          <w:b/>
+        </w:rPr>
+        <w:t>Tretåig hackspett (NT, §4)</w:t>
+      </w:r>
+      <w:r>
+        <w:t xml:space="preserve"> är rödlistad som nära hotad och ingår i bilaga 1 i EU:s fågeldirektiv. Tretåig hackspett är för sin överlevnad beroende av kontinuerlig tillförsel av äldre döende och död ved, som sker genom naturliga självgallringsprocesser i äldre grannaturskogar och barrblandade naturskogar. Om en skog genom skogsbruk gallras eller glesas ur så upphör och uteblir i stort sett den naturliga självgallringsprocessen för mycket lång tid framöver vilket omöjliggör upprätthållandet av den kontinuerliga ekologiska funktionen i ett område. Det finns studier som visar att naturskogens självgallringsprocess som den tretåiga hackspetten är beroende av, inte kan ersättas med efterlämnad hänsyn i skogsbruket (Imbeau &amp; Desrochers, 2002). Storleken på häckningsreviret varierar med skogstypen, förekomsten av död ved och graden av fragmentering, men är i allmänhet i storleksordningen 25–100 hektar. Vintertid krävs ofta betydligt större områden och det finns studier som antyder att arten behöver minst 100 hektar äldre skog. I områden med låg bonitet kan det behövas över 200 hektar lämpligt habitat för att ett par ska kunna reproducera sig. Områden med dokumenterad permanent förekomst i naturskogsmiljöer har vanligen så stora naturvärden att skogsbruk är olämpligt. Tretåig hackspett är typisk art för </w:t>
+      </w:r>
+      <w:r>
+        <w:rPr>
+          <w:i/>
+        </w:rPr>
+        <w:t xml:space="preserve">9010 Taiga, 9740 Skogsbevuxen myr, 9030 Landhöjningsskog </w:t>
+      </w:r>
+      <w:r>
+        <w:t xml:space="preserve">och </w:t>
+      </w:r>
+      <w:r>
+        <w:rPr>
+          <w:i/>
+        </w:rPr>
+        <w:t>9040 Fjällbjörkskog</w:t>
+      </w:r>
+      <w:r>
+        <w:t xml:space="preserve"> (Skogsstyrelsen, 2016; SLU Artdatabanken, 2024).</w:t>
+      </w:r>
+    </w:p>
+    <w:p>
+      <w:r>
+        <w:rPr>
+          <w:b/>
+        </w:rPr>
+        <w:t>Videsparv (§4)</w:t>
+      </w:r>
+      <w:r>
+        <w:t xml:space="preserve"> är fridlyst enligt 4§ artskyddsförordningen och globalt rödlistad som nära hotad (NT) vilket innebär att Sverige har ett internationellt ansvar för arten. Videsparven är en sumpskogsart och den viktigaste häckningsbiotopen utgörs av lövrik sumpgranskog med ett rikt fältskikt av olika starr- och fräkenarter samt riklig förekomst av olika låga ris. Reviren är små till medelstora, från under en hektar till några hektar. Videsparven missgynnas av avverkning av sumpskog, dikning och dikesrensning samt andra åtgärder som påverkar fuktiga till blöta impediment. Videsparv är typisk art för </w:t>
+      </w:r>
+      <w:r>
+        <w:rPr>
+          <w:i/>
+        </w:rPr>
+        <w:t>9740 Skogsbevuxen myr</w:t>
+      </w:r>
+      <w:r>
+        <w:t xml:space="preserve"> (SLU Artdatabanken, 2026; IUCN, 2025; Skogsstyrelsen, 2016).</w:t>
+      </w:r>
+    </w:p>
+    <w:p>
+      <w:r>
+        <w:t>I BILAGA 1 finns mer detaljerad information om ekologi samt krav på livsmiljö hos fridlysta arter.</w:t>
+      </w:r>
+    </w:p>
+    <w:p>
+      <w:pPr>
+        <w:pStyle w:val="Heading2"/>
+      </w:pPr>
+      <w:r>
+        <w:t>Övriga naturvårdsarter</w:t>
       </w:r>
     </w:p>
     <w:p>
@@ -454,98 +558,6 @@
         <w:pStyle w:val="Heading1"/>
       </w:pPr>
       <w:r>
-        <w:t>Fridlysta arter</w:t>
-      </w:r>
-    </w:p>
-    <w:p>
-      <w:r>
-        <w:t>Följande fridlysta arter har sina livsmiljöer och växtplatser i den avverkningsanmälda skogen: talltita (NT, §4), tretåig hackspett (NT, §4) och videsparv (NT, §4).</w:t>
-      </w:r>
-    </w:p>
-    <w:p>
-      <w:r>
-        <w:t xml:space="preserve">Observera att medlemsländerna är skyldiga att agera i enlighet med EU:s fågeldirektiv där det uttryckligen står att direktivet gäller för fåglar samt för deras ägg, bon och </w:t>
-      </w:r>
-      <w:r>
-        <w:rPr>
-          <w:b/>
-        </w:rPr>
-        <w:t xml:space="preserve">livsmiljöer </w:t>
-      </w:r>
-      <w:r>
-        <w:t>(artikel 1). Vidare att de åtgärder som vidtas inte får leda till en försämring av den nuvarande situationen beträffande bevarandet av de fågelarter som avses i artikel 1 (artikel 13). Fågeldirektivet är styrande för tillsynsansvariga myndigheters ärendehantering, ställningstaganden och beslutsfattande.</w:t>
-      </w:r>
-    </w:p>
-    <w:p>
-      <w:r>
-        <w:rPr>
-          <w:b/>
-        </w:rPr>
-        <w:t>Talltita (NT, §4)</w:t>
-      </w:r>
-      <w:r>
-        <w:t>, rödlistad som nära hotad och prioriterad art i Skogsvårdslagen, har häckningsrevir i anmälan. Arten har minskat kraftigt de senaste 30 åren och minskningstakten innevarande 10-årsperiod beräknas till 20 (10–30) %. Talltitan är synnerligen trogen sitt cirka 15 hektar stora revir och är beroende av flerskiktade olikåldriga skogar för att kunna föda upp sina ungar. Talltitan försvinner om dess livsmiljö kalavverkas (Eggers &amp; Low, 2014; Ekman, 1979; Griesser et al, 2007; Klein, 2020; Siffczyk et al, 2003; SLU Artdatabanken, 2021).</w:t>
-      </w:r>
-    </w:p>
-    <w:p>
-      <w:r>
-        <w:rPr>
-          <w:b/>
-        </w:rPr>
-        <w:t>Tretåig hackspett (NT, §4)</w:t>
-      </w:r>
-      <w:r>
-        <w:t xml:space="preserve"> är rödlistad som nära hotad och ingår i bilaga 1 i EU:s fågeldirektiv. Tretåig hackspett är för sin överlevnad beroende av kontinuerlig tillförsel av äldre döende och död ved, som sker genom naturliga självgallringsprocesser i äldre grannaturskogar och barrblandade naturskogar. Om en skog genom skogsbruk gallras eller glesas ur så upphör och uteblir i stort sett den naturliga självgallringsprocessen för mycket lång tid framöver vilket omöjliggör upprätthållandet av den kontinuerliga ekologiska funktionen i ett område. Det finns studier som visar att naturskogens självgallringsprocess som den tretåiga hackspetten är beroende av, inte kan ersättas med efterlämnad hänsyn i skogsbruket (Imbeau &amp; Desrochers, 2002). Storleken på häckningsreviret varierar med skogstypen, förekomsten av död ved och graden av fragmentering, men är i allmänhet i storleksordningen 25–100 hektar. Vintertid krävs ofta betydligt större områden och det finns studier som antyder att arten behöver minst 100 hektar äldre skog. I områden med låg bonitet kan det behövas över 200 hektar lämpligt habitat för att ett par ska kunna reproducera sig. Områden med dokumenterad permanent förekomst i naturskogsmiljöer har vanligen så stora naturvärden att skogsbruk är olämpligt. Tretåig hackspett är typisk art för </w:t>
-      </w:r>
-      <w:r>
-        <w:rPr>
-          <w:i/>
-        </w:rPr>
-        <w:t xml:space="preserve">9010 Taiga, 9740 Skogsbevuxen myr, 9030 Landhöjningsskog </w:t>
-      </w:r>
-      <w:r>
-        <w:t xml:space="preserve">och </w:t>
-      </w:r>
-      <w:r>
-        <w:rPr>
-          <w:i/>
-        </w:rPr>
-        <w:t>9040 Fjällbjörkskog</w:t>
-      </w:r>
-      <w:r>
-        <w:t xml:space="preserve"> (Skogsstyrelsen, 2016; SLU Artdatabanken, 2024).</w:t>
-      </w:r>
-    </w:p>
-    <w:p>
-      <w:r>
-        <w:rPr>
-          <w:b/>
-        </w:rPr>
-        <w:t>Videsparv (§4)</w:t>
-      </w:r>
-      <w:r>
-        <w:t xml:space="preserve"> är fridlyst enligt 4§ artskyddsförordningen och globalt rödlistad som nära hotad (NT) vilket innebär att Sverige har ett internationellt ansvar för arten. Videsparven är en sumpskogsart och den viktigaste häckningsbiotopen utgörs av lövrik sumpgranskog med ett rikt fältskikt av olika starr- och fräkenarter samt riklig förekomst av olika låga ris. Reviren är små till medelstora, från under en hektar till några hektar. Videsparven missgynnas av avverkning av sumpskog, dikning och dikesrensning samt andra åtgärder som påverkar fuktiga till blöta impediment. Videsparv är typisk art för </w:t>
-      </w:r>
-      <w:r>
-        <w:rPr>
-          <w:i/>
-        </w:rPr>
-        <w:t>9740 Skogsbevuxen myr</w:t>
-      </w:r>
-      <w:r>
-        <w:t xml:space="preserve"> (SLU Artdatabanken, 2026; IUCN, 2025; Skogsstyrelsen, 2016).</w:t>
-      </w:r>
-    </w:p>
-    <w:p>
-      <w:r>
-        <w:t>I BILAGA 1 finns mer detaljerad information om ekologi samt krav på livsmiljö hos fridlysta arter.</w:t>
-      </w:r>
-    </w:p>
-    <w:p>
-      <w:pPr>
-        <w:pStyle w:val="Heading1"/>
-      </w:pPr>
-      <w:r>
         <w:t>Certifiering</w:t>
       </w:r>
     </w:p>
@@ -647,7 +659,7 @@
         <w:rPr>
           <w:i/>
         </w:rPr>
-        <w:t>I det avverkningsanmälda skogsområdet har 10 naturvårdsarter varav 8 rödlistade arter sina livsmiljöer och växtplatser.</w:t>
+        <w:t>I det avverkningsanmälda skogsområdet har 10 naturvårdsarter varav 7 rödlistade arter sina livsmiljöer och växtplatser.</w:t>
       </w:r>
     </w:p>
     <w:p>
@@ -1263,7 +1275,7 @@
 </file>
 
 <file path=word/endnotes.xml><?xml version="1.0" encoding="utf-8"?>
-<w:endnotes xmlns:wpc="http://schemas.microsoft.com/office/word/2010/wordprocessingCanvas" xmlns:cx="http://schemas.microsoft.com/office/drawing/2014/chartex" xmlns:cx1="http://schemas.microsoft.com/office/drawing/2015/9/8/chartex" xmlns:cx2="http://schemas.microsoft.com/office/drawing/2015/10/21/chartex" xmlns:cx3="http://schemas.microsoft.com/office/drawing/2016/5/9/chartex" xmlns:cx4="http://schemas.microsoft.com/office/drawing/2016/5/10/chartex" xmlns:cx5="http://schemas.microsoft.com/office/drawing/2016/5/11/chartex" xmlns:cx6="http://schemas.microsoft.com/office/drawing/2016/5/12/chartex" xmlns:cx7="http://schemas.microsoft.com/office/drawing/2016/5/13/chartex" xmlns:cx8="http://schemas.microsoft.com/office/drawing/2016/5/14/chartex" xmlns:mc="http://schemas.openxmlformats.org/markup-compatibility/2006" xmlns:aink="http://schemas.microsoft.com/office/drawing/2016/ink" xmlns:am3d="http://schemas.microsoft.com/office/drawing/2017/model3d" xmlns:o="urn:schemas-microsoft-com:office:office" xmlns:oel="http://schemas.microsoft.com/office/2019/extlst" xmlns:r="http://schemas.openxmlformats.org/officeDocument/2006/relationships" xmlns:m="http://schemas.openxmlformats.org/officeDocument/2006/math" xmlns:v="urn:schemas-microsoft-com:vml" xmlns:wp14="http://schemas.microsoft.com/office/word/2010/wordprocessingDrawing" xmlns:wp="http://schemas.openxmlformats.org/drawingml/2006/wordprocessingDrawing" xmlns:w10="urn:schemas-microsoft-com:office:word" xmlns:w="http://schemas.openxmlformats.org/wordprocessingml/2006/main" xmlns:w14="http://schemas.microsoft.com/office/word/2010/wordml" xmlns:w15="http://schemas.microsoft.com/office/word/2012/wordml" xmlns:w16cex="http://schemas.microsoft.com/office/word/2018/wordml/cex" xmlns:w16cid="http://schemas.microsoft.com/office/word/2016/wordml/cid" xmlns:w16="http://schemas.microsoft.com/office/word/2018/wordml" xmlns:w16sdtdh="http://schemas.microsoft.com/office/word/2020/wordml/sdtdatahash" xmlns:w16se="http://schemas.microsoft.com/office/word/2015/wordml/symex" xmlns:wpg="http://schemas.microsoft.com/office/word/2010/wordprocessingGroup" xmlns:wpi="http://schemas.microsoft.com/office/word/2010/wordprocessingInk" xmlns:wne="http://schemas.microsoft.com/office/word/2006/wordml" xmlns:wps="http://schemas.microsoft.com/office/word/2010/wordprocessingShape" mc:Ignorable="w14 w15 w16se w16cid w16 w16cex w16sdtdh wp14">
+<w:endnotes xmlns:wpc="http://schemas.microsoft.com/office/word/2010/wordprocessingCanvas" xmlns:cx="http://schemas.microsoft.com/office/drawing/2014/chartex" xmlns:cx1="http://schemas.microsoft.com/office/drawing/2015/9/8/chartex" xmlns:cx2="http://schemas.microsoft.com/office/drawing/2015/10/21/chartex" xmlns:cx3="http://schemas.microsoft.com/office/drawing/2016/5/9/chartex" xmlns:cx4="http://schemas.microsoft.com/office/drawing/2016/5/10/chartex" xmlns:cx5="http://schemas.microsoft.com/office/drawing/2016/5/11/chartex" xmlns:cx6="http://schemas.microsoft.com/office/drawing/2016/5/12/chartex" xmlns:cx7="http://schemas.microsoft.com/office/drawing/2016/5/13/chartex" xmlns:cx8="http://schemas.microsoft.com/office/drawing/2016/5/14/chartex" xmlns:mc="http://schemas.openxmlformats.org/markup-compatibility/2006" xmlns:aink="http://schemas.microsoft.com/office/drawing/2016/ink" xmlns:am3d="http://schemas.microsoft.com/office/drawing/2017/model3d" xmlns:o="urn:schemas-microsoft-com:office:office" xmlns:oel="http://schemas.microsoft.com/office/2019/extlst" xmlns:r="http://schemas.openxmlformats.org/officeDocument/2006/relationships" xmlns:m="http://schemas.openxmlformats.org/officeDocument/2006/math" xmlns:v="urn:schemas-microsoft-com:vml" xmlns:wp14="http://schemas.microsoft.com/office/word/2010/wordprocessingDrawing" xmlns:wp="http://schemas.openxmlformats.org/drawingml/2006/wordprocessingDrawing" xmlns:w10="urn:schemas-microsoft-com:office:word" xmlns:w="http://schemas.openxmlformats.org/wordprocessingml/2006/main" xmlns:w14="http://schemas.microsoft.com/office/word/2010/wordml" xmlns:w15="http://schemas.microsoft.com/office/word/2012/wordml" xmlns:w16cex="http://schemas.microsoft.com/office/word/2018/wordml/cex" xmlns:w16cid="http://schemas.microsoft.com/office/word/2016/wordml/cid" xmlns:w16="http://schemas.microsoft.com/office/word/2018/wordml" xmlns:w16du="http://schemas.microsoft.com/office/word/2023/wordml/word16du" xmlns:w16sdtdh="http://schemas.microsoft.com/office/word/2020/wordml/sdtdatahash" xmlns:w16sdtfl="http://schemas.microsoft.com/office/word/2024/wordml/sdtformatlock" xmlns:w16se="http://schemas.microsoft.com/office/word/2015/wordml/symex" xmlns:wpg="http://schemas.microsoft.com/office/word/2010/wordprocessingGroup" xmlns:wpi="http://schemas.microsoft.com/office/word/2010/wordprocessingInk" xmlns:wne="http://schemas.microsoft.com/office/word/2006/wordml" xmlns:wps="http://schemas.microsoft.com/office/word/2010/wordprocessingShape" mc:Ignorable="w14 w15 w16se w16cid w16 w16cex w16sdtdh w16sdtfl w16du wp14">
   <w:endnote w:type="separator" w:id="-1">
     <w:p>
       <w:pPr>
@@ -1288,7 +1300,7 @@
 </file>
 
 <file path=word/footer1.xml><?xml version="1.0" encoding="utf-8"?>
-<w:ftr xmlns:wpc="http://schemas.microsoft.com/office/word/2010/wordprocessingCanvas" xmlns:cx="http://schemas.microsoft.com/office/drawing/2014/chartex" xmlns:cx1="http://schemas.microsoft.com/office/drawing/2015/9/8/chartex" xmlns:cx2="http://schemas.microsoft.com/office/drawing/2015/10/21/chartex" xmlns:cx3="http://schemas.microsoft.com/office/drawing/2016/5/9/chartex" xmlns:cx4="http://schemas.microsoft.com/office/drawing/2016/5/10/chartex" xmlns:cx5="http://schemas.microsoft.com/office/drawing/2016/5/11/chartex" xmlns:cx6="http://schemas.microsoft.com/office/drawing/2016/5/12/chartex" xmlns:cx7="http://schemas.microsoft.com/office/drawing/2016/5/13/chartex" xmlns:cx8="http://schemas.microsoft.com/office/drawing/2016/5/14/chartex" xmlns:mc="http://schemas.openxmlformats.org/markup-compatibility/2006" xmlns:aink="http://schemas.microsoft.com/office/drawing/2016/ink" xmlns:am3d="http://schemas.microsoft.com/office/drawing/2017/model3d" xmlns:o="urn:schemas-microsoft-com:office:office" xmlns:oel="http://schemas.microsoft.com/office/2019/extlst" xmlns:r="http://schemas.openxmlformats.org/officeDocument/2006/relationships" xmlns:m="http://schemas.openxmlformats.org/officeDocument/2006/math" xmlns:v="urn:schemas-microsoft-com:vml" xmlns:wp14="http://schemas.microsoft.com/office/word/2010/wordprocessingDrawing" xmlns:wp="http://schemas.openxmlformats.org/drawingml/2006/wordprocessingDrawing" xmlns:w10="urn:schemas-microsoft-com:office:word" xmlns:w="http://schemas.openxmlformats.org/wordprocessingml/2006/main" xmlns:w14="http://schemas.microsoft.com/office/word/2010/wordml" xmlns:w15="http://schemas.microsoft.com/office/word/2012/wordml" xmlns:w16cex="http://schemas.microsoft.com/office/word/2018/wordml/cex" xmlns:w16cid="http://schemas.microsoft.com/office/word/2016/wordml/cid" xmlns:w16="http://schemas.microsoft.com/office/word/2018/wordml" xmlns:w16sdtdh="http://schemas.microsoft.com/office/word/2020/wordml/sdtdatahash" xmlns:w16se="http://schemas.microsoft.com/office/word/2015/wordml/symex" xmlns:wpg="http://schemas.microsoft.com/office/word/2010/wordprocessingGroup" xmlns:wpi="http://schemas.microsoft.com/office/word/2010/wordprocessingInk" xmlns:wne="http://schemas.microsoft.com/office/word/2006/wordml" xmlns:wps="http://schemas.microsoft.com/office/word/2010/wordprocessingShape" mc:Ignorable="w14 w15 w16se w16cid w16 w16cex w16sdtdh wp14">
+<w:ftr xmlns:wpc="http://schemas.microsoft.com/office/word/2010/wordprocessingCanvas" xmlns:cx="http://schemas.microsoft.com/office/drawing/2014/chartex" xmlns:cx1="http://schemas.microsoft.com/office/drawing/2015/9/8/chartex" xmlns:cx2="http://schemas.microsoft.com/office/drawing/2015/10/21/chartex" xmlns:cx3="http://schemas.microsoft.com/office/drawing/2016/5/9/chartex" xmlns:cx4="http://schemas.microsoft.com/office/drawing/2016/5/10/chartex" xmlns:cx5="http://schemas.microsoft.com/office/drawing/2016/5/11/chartex" xmlns:cx6="http://schemas.microsoft.com/office/drawing/2016/5/12/chartex" xmlns:cx7="http://schemas.microsoft.com/office/drawing/2016/5/13/chartex" xmlns:cx8="http://schemas.microsoft.com/office/drawing/2016/5/14/chartex" xmlns:mc="http://schemas.openxmlformats.org/markup-compatibility/2006" xmlns:aink="http://schemas.microsoft.com/office/drawing/2016/ink" xmlns:am3d="http://schemas.microsoft.com/office/drawing/2017/model3d" xmlns:o="urn:schemas-microsoft-com:office:office" xmlns:oel="http://schemas.microsoft.com/office/2019/extlst" xmlns:r="http://schemas.openxmlformats.org/officeDocument/2006/relationships" xmlns:m="http://schemas.openxmlformats.org/officeDocument/2006/math" xmlns:v="urn:schemas-microsoft-com:vml" xmlns:wp14="http://schemas.microsoft.com/office/word/2010/wordprocessingDrawing" xmlns:wp="http://schemas.openxmlformats.org/drawingml/2006/wordprocessingDrawing" xmlns:w10="urn:schemas-microsoft-com:office:word" xmlns:w="http://schemas.openxmlformats.org/wordprocessingml/2006/main" xmlns:w14="http://schemas.microsoft.com/office/word/2010/wordml" xmlns:w15="http://schemas.microsoft.com/office/word/2012/wordml" xmlns:w16cex="http://schemas.microsoft.com/office/word/2018/wordml/cex" xmlns:w16cid="http://schemas.microsoft.com/office/word/2016/wordml/cid" xmlns:w16="http://schemas.microsoft.com/office/word/2018/wordml" xmlns:w16du="http://schemas.microsoft.com/office/word/2023/wordml/word16du" xmlns:w16sdtdh="http://schemas.microsoft.com/office/word/2020/wordml/sdtdatahash" xmlns:w16sdtfl="http://schemas.microsoft.com/office/word/2024/wordml/sdtformatlock" xmlns:w16se="http://schemas.microsoft.com/office/word/2015/wordml/symex" xmlns:wpg="http://schemas.microsoft.com/office/word/2010/wordprocessingGroup" xmlns:wpi="http://schemas.microsoft.com/office/word/2010/wordprocessingInk" xmlns:wne="http://schemas.microsoft.com/office/word/2006/wordml" xmlns:wps="http://schemas.microsoft.com/office/word/2010/wordprocessingShape" mc:Ignorable="w14 w15 w16se w16cid w16 w16cex w16sdtdh w16sdtfl w16du wp14">
   <w:p>
     <w:pPr>
       <w:pStyle w:val="Footer"/>
@@ -1298,7 +1310,7 @@
 </file>
 
 <file path=word/footer2.xml><?xml version="1.0" encoding="utf-8"?>
-<w:ftr xmlns:wpc="http://schemas.microsoft.com/office/word/2010/wordprocessingCanvas" xmlns:cx="http://schemas.microsoft.com/office/drawing/2014/chartex" xmlns:cx1="http://schemas.microsoft.com/office/drawing/2015/9/8/chartex" xmlns:cx2="http://schemas.microsoft.com/office/drawing/2015/10/21/chartex" xmlns:cx3="http://schemas.microsoft.com/office/drawing/2016/5/9/chartex" xmlns:cx4="http://schemas.microsoft.com/office/drawing/2016/5/10/chartex" xmlns:cx5="http://schemas.microsoft.com/office/drawing/2016/5/11/chartex" xmlns:cx6="http://schemas.microsoft.com/office/drawing/2016/5/12/chartex" xmlns:cx7="http://schemas.microsoft.com/office/drawing/2016/5/13/chartex" xmlns:cx8="http://schemas.microsoft.com/office/drawing/2016/5/14/chartex" xmlns:mc="http://schemas.openxmlformats.org/markup-compatibility/2006" xmlns:aink="http://schemas.microsoft.com/office/drawing/2016/ink" xmlns:am3d="http://schemas.microsoft.com/office/drawing/2017/model3d" xmlns:o="urn:schemas-microsoft-com:office:office" xmlns:oel="http://schemas.microsoft.com/office/2019/extlst" xmlns:r="http://schemas.openxmlformats.org/officeDocument/2006/relationships" xmlns:m="http://schemas.openxmlformats.org/officeDocument/2006/math" xmlns:v="urn:schemas-microsoft-com:vml" xmlns:wp14="http://schemas.microsoft.com/office/word/2010/wordprocessingDrawing" xmlns:wp="http://schemas.openxmlformats.org/drawingml/2006/wordprocessingDrawing" xmlns:w10="urn:schemas-microsoft-com:office:word" xmlns:w="http://schemas.openxmlformats.org/wordprocessingml/2006/main" xmlns:w14="http://schemas.microsoft.com/office/word/2010/wordml" xmlns:w15="http://schemas.microsoft.com/office/word/2012/wordml" xmlns:w16cex="http://schemas.microsoft.com/office/word/2018/wordml/cex" xmlns:w16cid="http://schemas.microsoft.com/office/word/2016/wordml/cid" xmlns:w16="http://schemas.microsoft.com/office/word/2018/wordml" xmlns:w16sdtdh="http://schemas.microsoft.com/office/word/2020/wordml/sdtdatahash" xmlns:w16se="http://schemas.microsoft.com/office/word/2015/wordml/symex" xmlns:wpg="http://schemas.microsoft.com/office/word/2010/wordprocessingGroup" xmlns:wpi="http://schemas.microsoft.com/office/word/2010/wordprocessingInk" xmlns:wne="http://schemas.microsoft.com/office/word/2006/wordml" xmlns:wps="http://schemas.microsoft.com/office/word/2010/wordprocessingShape" mc:Ignorable="w14 w15 w16se w16cid w16 w16cex w16sdtdh wp14">
+<w:ftr xmlns:wpc="http://schemas.microsoft.com/office/word/2010/wordprocessingCanvas" xmlns:cx="http://schemas.microsoft.com/office/drawing/2014/chartex" xmlns:cx1="http://schemas.microsoft.com/office/drawing/2015/9/8/chartex" xmlns:cx2="http://schemas.microsoft.com/office/drawing/2015/10/21/chartex" xmlns:cx3="http://schemas.microsoft.com/office/drawing/2016/5/9/chartex" xmlns:cx4="http://schemas.microsoft.com/office/drawing/2016/5/10/chartex" xmlns:cx5="http://schemas.microsoft.com/office/drawing/2016/5/11/chartex" xmlns:cx6="http://schemas.microsoft.com/office/drawing/2016/5/12/chartex" xmlns:cx7="http://schemas.microsoft.com/office/drawing/2016/5/13/chartex" xmlns:cx8="http://schemas.microsoft.com/office/drawing/2016/5/14/chartex" xmlns:mc="http://schemas.openxmlformats.org/markup-compatibility/2006" xmlns:aink="http://schemas.microsoft.com/office/drawing/2016/ink" xmlns:am3d="http://schemas.microsoft.com/office/drawing/2017/model3d" xmlns:o="urn:schemas-microsoft-com:office:office" xmlns:oel="http://schemas.microsoft.com/office/2019/extlst" xmlns:r="http://schemas.openxmlformats.org/officeDocument/2006/relationships" xmlns:m="http://schemas.openxmlformats.org/officeDocument/2006/math" xmlns:v="urn:schemas-microsoft-com:vml" xmlns:wp14="http://schemas.microsoft.com/office/word/2010/wordprocessingDrawing" xmlns:wp="http://schemas.openxmlformats.org/drawingml/2006/wordprocessingDrawing" xmlns:w10="urn:schemas-microsoft-com:office:word" xmlns:w="http://schemas.openxmlformats.org/wordprocessingml/2006/main" xmlns:w14="http://schemas.microsoft.com/office/word/2010/wordml" xmlns:w15="http://schemas.microsoft.com/office/word/2012/wordml" xmlns:w16cex="http://schemas.microsoft.com/office/word/2018/wordml/cex" xmlns:w16cid="http://schemas.microsoft.com/office/word/2016/wordml/cid" xmlns:w16="http://schemas.microsoft.com/office/word/2018/wordml" xmlns:w16du="http://schemas.microsoft.com/office/word/2023/wordml/word16du" xmlns:w16sdtdh="http://schemas.microsoft.com/office/word/2020/wordml/sdtdatahash" xmlns:w16sdtfl="http://schemas.microsoft.com/office/word/2024/wordml/sdtformatlock" xmlns:w16se="http://schemas.microsoft.com/office/word/2015/wordml/symex" xmlns:wpg="http://schemas.microsoft.com/office/word/2010/wordprocessingGroup" xmlns:wpi="http://schemas.microsoft.com/office/word/2010/wordprocessingInk" xmlns:wne="http://schemas.microsoft.com/office/word/2006/wordml" xmlns:wps="http://schemas.microsoft.com/office/word/2010/wordprocessingShape" mc:Ignorable="w14 w15 w16se w16cid w16 w16cex w16sdtdh w16sdtfl w16du wp14">
   <w:p>
     <w:pPr>
       <w:pStyle w:val="Footer"/>
@@ -1308,7 +1320,7 @@
 </file>
 
 <file path=word/footer3.xml><?xml version="1.0" encoding="utf-8"?>
-<w:ftr xmlns:wpc="http://schemas.microsoft.com/office/word/2010/wordprocessingCanvas" xmlns:cx="http://schemas.microsoft.com/office/drawing/2014/chartex" xmlns:cx1="http://schemas.microsoft.com/office/drawing/2015/9/8/chartex" xmlns:cx2="http://schemas.microsoft.com/office/drawing/2015/10/21/chartex" xmlns:cx3="http://schemas.microsoft.com/office/drawing/2016/5/9/chartex" xmlns:cx4="http://schemas.microsoft.com/office/drawing/2016/5/10/chartex" xmlns:cx5="http://schemas.microsoft.com/office/drawing/2016/5/11/chartex" xmlns:cx6="http://schemas.microsoft.com/office/drawing/2016/5/12/chartex" xmlns:cx7="http://schemas.microsoft.com/office/drawing/2016/5/13/chartex" xmlns:cx8="http://schemas.microsoft.com/office/drawing/2016/5/14/chartex" xmlns:mc="http://schemas.openxmlformats.org/markup-compatibility/2006" xmlns:aink="http://schemas.microsoft.com/office/drawing/2016/ink" xmlns:am3d="http://schemas.microsoft.com/office/drawing/2017/model3d" xmlns:o="urn:schemas-microsoft-com:office:office" xmlns:oel="http://schemas.microsoft.com/office/2019/extlst" xmlns:r="http://schemas.openxmlformats.org/officeDocument/2006/relationships" xmlns:m="http://schemas.openxmlformats.org/officeDocument/2006/math" xmlns:v="urn:schemas-microsoft-com:vml" xmlns:wp14="http://schemas.microsoft.com/office/word/2010/wordprocessingDrawing" xmlns:wp="http://schemas.openxmlformats.org/drawingml/2006/wordprocessingDrawing" xmlns:w10="urn:schemas-microsoft-com:office:word" xmlns:w="http://schemas.openxmlformats.org/wordprocessingml/2006/main" xmlns:w14="http://schemas.microsoft.com/office/word/2010/wordml" xmlns:w15="http://schemas.microsoft.com/office/word/2012/wordml" xmlns:w16cex="http://schemas.microsoft.com/office/word/2018/wordml/cex" xmlns:w16cid="http://schemas.microsoft.com/office/word/2016/wordml/cid" xmlns:w16="http://schemas.microsoft.com/office/word/2018/wordml" xmlns:w16sdtdh="http://schemas.microsoft.com/office/word/2020/wordml/sdtdatahash" xmlns:w16se="http://schemas.microsoft.com/office/word/2015/wordml/symex" xmlns:wpg="http://schemas.microsoft.com/office/word/2010/wordprocessingGroup" xmlns:wpi="http://schemas.microsoft.com/office/word/2010/wordprocessingInk" xmlns:wne="http://schemas.microsoft.com/office/word/2006/wordml" xmlns:wps="http://schemas.microsoft.com/office/word/2010/wordprocessingShape" mc:Ignorable="w14 w15 w16se w16cid w16 w16cex w16sdtdh wp14">
+<w:ftr xmlns:wpc="http://schemas.microsoft.com/office/word/2010/wordprocessingCanvas" xmlns:cx="http://schemas.microsoft.com/office/drawing/2014/chartex" xmlns:cx1="http://schemas.microsoft.com/office/drawing/2015/9/8/chartex" xmlns:cx2="http://schemas.microsoft.com/office/drawing/2015/10/21/chartex" xmlns:cx3="http://schemas.microsoft.com/office/drawing/2016/5/9/chartex" xmlns:cx4="http://schemas.microsoft.com/office/drawing/2016/5/10/chartex" xmlns:cx5="http://schemas.microsoft.com/office/drawing/2016/5/11/chartex" xmlns:cx6="http://schemas.microsoft.com/office/drawing/2016/5/12/chartex" xmlns:cx7="http://schemas.microsoft.com/office/drawing/2016/5/13/chartex" xmlns:cx8="http://schemas.microsoft.com/office/drawing/2016/5/14/chartex" xmlns:mc="http://schemas.openxmlformats.org/markup-compatibility/2006" xmlns:aink="http://schemas.microsoft.com/office/drawing/2016/ink" xmlns:am3d="http://schemas.microsoft.com/office/drawing/2017/model3d" xmlns:o="urn:schemas-microsoft-com:office:office" xmlns:oel="http://schemas.microsoft.com/office/2019/extlst" xmlns:r="http://schemas.openxmlformats.org/officeDocument/2006/relationships" xmlns:m="http://schemas.openxmlformats.org/officeDocument/2006/math" xmlns:v="urn:schemas-microsoft-com:vml" xmlns:wp14="http://schemas.microsoft.com/office/word/2010/wordprocessingDrawing" xmlns:wp="http://schemas.openxmlformats.org/drawingml/2006/wordprocessingDrawing" xmlns:w10="urn:schemas-microsoft-com:office:word" xmlns:w="http://schemas.openxmlformats.org/wordprocessingml/2006/main" xmlns:w14="http://schemas.microsoft.com/office/word/2010/wordml" xmlns:w15="http://schemas.microsoft.com/office/word/2012/wordml" xmlns:w16cex="http://schemas.microsoft.com/office/word/2018/wordml/cex" xmlns:w16cid="http://schemas.microsoft.com/office/word/2016/wordml/cid" xmlns:w16="http://schemas.microsoft.com/office/word/2018/wordml" xmlns:w16du="http://schemas.microsoft.com/office/word/2023/wordml/word16du" xmlns:w16sdtdh="http://schemas.microsoft.com/office/word/2020/wordml/sdtdatahash" xmlns:w16sdtfl="http://schemas.microsoft.com/office/word/2024/wordml/sdtformatlock" xmlns:w16se="http://schemas.microsoft.com/office/word/2015/wordml/symex" xmlns:wpg="http://schemas.microsoft.com/office/word/2010/wordprocessingGroup" xmlns:wpi="http://schemas.microsoft.com/office/word/2010/wordprocessingInk" xmlns:wne="http://schemas.microsoft.com/office/word/2006/wordml" xmlns:wps="http://schemas.microsoft.com/office/word/2010/wordprocessingShape" mc:Ignorable="w14 w15 w16se w16cid w16 w16cex w16sdtdh w16sdtfl w16du wp14">
   <w:p>
     <w:pPr>
       <w:pStyle w:val="Footer"/>
@@ -1318,7 +1330,7 @@
 </file>
 
 <file path=word/footnotes.xml><?xml version="1.0" encoding="utf-8"?>
-<w:footnotes xmlns:wpc="http://schemas.microsoft.com/office/word/2010/wordprocessingCanvas" xmlns:cx="http://schemas.microsoft.com/office/drawing/2014/chartex" xmlns:cx1="http://schemas.microsoft.com/office/drawing/2015/9/8/chartex" xmlns:cx2="http://schemas.microsoft.com/office/drawing/2015/10/21/chartex" xmlns:cx3="http://schemas.microsoft.com/office/drawing/2016/5/9/chartex" xmlns:cx4="http://schemas.microsoft.com/office/drawing/2016/5/10/chartex" xmlns:cx5="http://schemas.microsoft.com/office/drawing/2016/5/11/chartex" xmlns:cx6="http://schemas.microsoft.com/office/drawing/2016/5/12/chartex" xmlns:cx7="http://schemas.microsoft.com/office/drawing/2016/5/13/chartex" xmlns:cx8="http://schemas.microsoft.com/office/drawing/2016/5/14/chartex" xmlns:mc="http://schemas.openxmlformats.org/markup-compatibility/2006" xmlns:aink="http://schemas.microsoft.com/office/drawing/2016/ink" xmlns:am3d="http://schemas.microsoft.com/office/drawing/2017/model3d" xmlns:o="urn:schemas-microsoft-com:office:office" xmlns:oel="http://schemas.microsoft.com/office/2019/extlst" xmlns:r="http://schemas.openxmlformats.org/officeDocument/2006/relationships" xmlns:m="http://schemas.openxmlformats.org/officeDocument/2006/math" xmlns:v="urn:schemas-microsoft-com:vml" xmlns:wp14="http://schemas.microsoft.com/office/word/2010/wordprocessingDrawing" xmlns:wp="http://schemas.openxmlformats.org/drawingml/2006/wordprocessingDrawing" xmlns:w10="urn:schemas-microsoft-com:office:word" xmlns:w="http://schemas.openxmlformats.org/wordprocessingml/2006/main" xmlns:w14="http://schemas.microsoft.com/office/word/2010/wordml" xmlns:w15="http://schemas.microsoft.com/office/word/2012/wordml" xmlns:w16cex="http://schemas.microsoft.com/office/word/2018/wordml/cex" xmlns:w16cid="http://schemas.microsoft.com/office/word/2016/wordml/cid" xmlns:w16="http://schemas.microsoft.com/office/word/2018/wordml" xmlns:w16sdtdh="http://schemas.microsoft.com/office/word/2020/wordml/sdtdatahash" xmlns:w16se="http://schemas.microsoft.com/office/word/2015/wordml/symex" xmlns:wpg="http://schemas.microsoft.com/office/word/2010/wordprocessingGroup" xmlns:wpi="http://schemas.microsoft.com/office/word/2010/wordprocessingInk" xmlns:wne="http://schemas.microsoft.com/office/word/2006/wordml" xmlns:wps="http://schemas.microsoft.com/office/word/2010/wordprocessingShape" mc:Ignorable="w14 w15 w16se w16cid w16 w16cex w16sdtdh wp14">
+<w:footnotes xmlns:wpc="http://schemas.microsoft.com/office/word/2010/wordprocessingCanvas" xmlns:cx="http://schemas.microsoft.com/office/drawing/2014/chartex" xmlns:cx1="http://schemas.microsoft.com/office/drawing/2015/9/8/chartex" xmlns:cx2="http://schemas.microsoft.com/office/drawing/2015/10/21/chartex" xmlns:cx3="http://schemas.microsoft.com/office/drawing/2016/5/9/chartex" xmlns:cx4="http://schemas.microsoft.com/office/drawing/2016/5/10/chartex" xmlns:cx5="http://schemas.microsoft.com/office/drawing/2016/5/11/chartex" xmlns:cx6="http://schemas.microsoft.com/office/drawing/2016/5/12/chartex" xmlns:cx7="http://schemas.microsoft.com/office/drawing/2016/5/13/chartex" xmlns:cx8="http://schemas.microsoft.com/office/drawing/2016/5/14/chartex" xmlns:mc="http://schemas.openxmlformats.org/markup-compatibility/2006" xmlns:aink="http://schemas.microsoft.com/office/drawing/2016/ink" xmlns:am3d="http://schemas.microsoft.com/office/drawing/2017/model3d" xmlns:o="urn:schemas-microsoft-com:office:office" xmlns:oel="http://schemas.microsoft.com/office/2019/extlst" xmlns:r="http://schemas.openxmlformats.org/officeDocument/2006/relationships" xmlns:m="http://schemas.openxmlformats.org/officeDocument/2006/math" xmlns:v="urn:schemas-microsoft-com:vml" xmlns:wp14="http://schemas.microsoft.com/office/word/2010/wordprocessingDrawing" xmlns:wp="http://schemas.openxmlformats.org/drawingml/2006/wordprocessingDrawing" xmlns:w10="urn:schemas-microsoft-com:office:word" xmlns:w="http://schemas.openxmlformats.org/wordprocessingml/2006/main" xmlns:w14="http://schemas.microsoft.com/office/word/2010/wordml" xmlns:w15="http://schemas.microsoft.com/office/word/2012/wordml" xmlns:w16cex="http://schemas.microsoft.com/office/word/2018/wordml/cex" xmlns:w16cid="http://schemas.microsoft.com/office/word/2016/wordml/cid" xmlns:w16="http://schemas.microsoft.com/office/word/2018/wordml" xmlns:w16du="http://schemas.microsoft.com/office/word/2023/wordml/word16du" xmlns:w16sdtdh="http://schemas.microsoft.com/office/word/2020/wordml/sdtdatahash" xmlns:w16sdtfl="http://schemas.microsoft.com/office/word/2024/wordml/sdtformatlock" xmlns:w16se="http://schemas.microsoft.com/office/word/2015/wordml/symex" xmlns:wpg="http://schemas.microsoft.com/office/word/2010/wordprocessingGroup" xmlns:wpi="http://schemas.microsoft.com/office/word/2010/wordprocessingInk" xmlns:wne="http://schemas.microsoft.com/office/word/2006/wordml" xmlns:wps="http://schemas.microsoft.com/office/word/2010/wordprocessingShape" mc:Ignorable="w14 w15 w16se w16cid w16 w16cex w16sdtdh w16sdtfl w16du wp14">
   <w:footnote w:type="separator" w:id="-1">
     <w:p>
       <w:pPr>
@@ -1343,7 +1355,7 @@
 </file>
 
 <file path=word/header1.xml><?xml version="1.0" encoding="utf-8"?>
-<w:hdr xmlns:wpc="http://schemas.microsoft.com/office/word/2010/wordprocessingCanvas" xmlns:cx="http://schemas.microsoft.com/office/drawing/2014/chartex" xmlns:cx1="http://schemas.microsoft.com/office/drawing/2015/9/8/chartex" xmlns:cx2="http://schemas.microsoft.com/office/drawing/2015/10/21/chartex" xmlns:cx3="http://schemas.microsoft.com/office/drawing/2016/5/9/chartex" xmlns:cx4="http://schemas.microsoft.com/office/drawing/2016/5/10/chartex" xmlns:cx5="http://schemas.microsoft.com/office/drawing/2016/5/11/chartex" xmlns:cx6="http://schemas.microsoft.com/office/drawing/2016/5/12/chartex" xmlns:cx7="http://schemas.microsoft.com/office/drawing/2016/5/13/chartex" xmlns:cx8="http://schemas.microsoft.com/office/drawing/2016/5/14/chartex" xmlns:mc="http://schemas.openxmlformats.org/markup-compatibility/2006" xmlns:aink="http://schemas.microsoft.com/office/drawing/2016/ink" xmlns:am3d="http://schemas.microsoft.com/office/drawing/2017/model3d" xmlns:o="urn:schemas-microsoft-com:office:office" xmlns:oel="http://schemas.microsoft.com/office/2019/extlst" xmlns:r="http://schemas.openxmlformats.org/officeDocument/2006/relationships" xmlns:m="http://schemas.openxmlformats.org/officeDocument/2006/math" xmlns:v="urn:schemas-microsoft-com:vml" xmlns:wp14="http://schemas.microsoft.com/office/word/2010/wordprocessingDrawing" xmlns:wp="http://schemas.openxmlformats.org/drawingml/2006/wordprocessingDrawing" xmlns:w10="urn:schemas-microsoft-com:office:word" xmlns:w="http://schemas.openxmlformats.org/wordprocessingml/2006/main" xmlns:w14="http://schemas.microsoft.com/office/word/2010/wordml" xmlns:w15="http://schemas.microsoft.com/office/word/2012/wordml" xmlns:w16cex="http://schemas.microsoft.com/office/word/2018/wordml/cex" xmlns:w16cid="http://schemas.microsoft.com/office/word/2016/wordml/cid" xmlns:w16="http://schemas.microsoft.com/office/word/2018/wordml" xmlns:w16sdtdh="http://schemas.microsoft.com/office/word/2020/wordml/sdtdatahash" xmlns:w16se="http://schemas.microsoft.com/office/word/2015/wordml/symex" xmlns:wpg="http://schemas.microsoft.com/office/word/2010/wordprocessingGroup" xmlns:wpi="http://schemas.microsoft.com/office/word/2010/wordprocessingInk" xmlns:wne="http://schemas.microsoft.com/office/word/2006/wordml" xmlns:wps="http://schemas.microsoft.com/office/word/2010/wordprocessingShape" mc:Ignorable="w14 w15 w16se w16cid w16 w16cex w16sdtdh wp14">
+<w:hdr xmlns:wpc="http://schemas.microsoft.com/office/word/2010/wordprocessingCanvas" xmlns:cx="http://schemas.microsoft.com/office/drawing/2014/chartex" xmlns:cx1="http://schemas.microsoft.com/office/drawing/2015/9/8/chartex" xmlns:cx2="http://schemas.microsoft.com/office/drawing/2015/10/21/chartex" xmlns:cx3="http://schemas.microsoft.com/office/drawing/2016/5/9/chartex" xmlns:cx4="http://schemas.microsoft.com/office/drawing/2016/5/10/chartex" xmlns:cx5="http://schemas.microsoft.com/office/drawing/2016/5/11/chartex" xmlns:cx6="http://schemas.microsoft.com/office/drawing/2016/5/12/chartex" xmlns:cx7="http://schemas.microsoft.com/office/drawing/2016/5/13/chartex" xmlns:cx8="http://schemas.microsoft.com/office/drawing/2016/5/14/chartex" xmlns:mc="http://schemas.openxmlformats.org/markup-compatibility/2006" xmlns:aink="http://schemas.microsoft.com/office/drawing/2016/ink" xmlns:am3d="http://schemas.microsoft.com/office/drawing/2017/model3d" xmlns:o="urn:schemas-microsoft-com:office:office" xmlns:oel="http://schemas.microsoft.com/office/2019/extlst" xmlns:r="http://schemas.openxmlformats.org/officeDocument/2006/relationships" xmlns:m="http://schemas.openxmlformats.org/officeDocument/2006/math" xmlns:v="urn:schemas-microsoft-com:vml" xmlns:wp14="http://schemas.microsoft.com/office/word/2010/wordprocessingDrawing" xmlns:wp="http://schemas.openxmlformats.org/drawingml/2006/wordprocessingDrawing" xmlns:w10="urn:schemas-microsoft-com:office:word" xmlns:w="http://schemas.openxmlformats.org/wordprocessingml/2006/main" xmlns:w14="http://schemas.microsoft.com/office/word/2010/wordml" xmlns:w15="http://schemas.microsoft.com/office/word/2012/wordml" xmlns:w16cex="http://schemas.microsoft.com/office/word/2018/wordml/cex" xmlns:w16cid="http://schemas.microsoft.com/office/word/2016/wordml/cid" xmlns:w16="http://schemas.microsoft.com/office/word/2018/wordml" xmlns:w16du="http://schemas.microsoft.com/office/word/2023/wordml/word16du" xmlns:w16sdtdh="http://schemas.microsoft.com/office/word/2020/wordml/sdtdatahash" xmlns:w16sdtfl="http://schemas.microsoft.com/office/word/2024/wordml/sdtformatlock" xmlns:w16se="http://schemas.microsoft.com/office/word/2015/wordml/symex" xmlns:wpg="http://schemas.microsoft.com/office/word/2010/wordprocessingGroup" xmlns:wpi="http://schemas.microsoft.com/office/word/2010/wordprocessingInk" xmlns:wne="http://schemas.microsoft.com/office/word/2006/wordml" xmlns:wps="http://schemas.microsoft.com/office/word/2010/wordprocessingShape" mc:Ignorable="w14 w15 w16se w16cid w16 w16cex w16sdtdh w16sdtfl w16du wp14">
   <w:p>
     <w:pPr>
       <w:pStyle w:val="Header"/>
@@ -1353,7 +1365,7 @@
 </file>
 
 <file path=word/header2.xml><?xml version="1.0" encoding="utf-8"?>
-<w:hdr xmlns:wpc="http://schemas.microsoft.com/office/word/2010/wordprocessingCanvas" xmlns:cx="http://schemas.microsoft.com/office/drawing/2014/chartex" xmlns:cx1="http://schemas.microsoft.com/office/drawing/2015/9/8/chartex" xmlns:cx2="http://schemas.microsoft.com/office/drawing/2015/10/21/chartex" xmlns:cx3="http://schemas.microsoft.com/office/drawing/2016/5/9/chartex" xmlns:cx4="http://schemas.microsoft.com/office/drawing/2016/5/10/chartex" xmlns:cx5="http://schemas.microsoft.com/office/drawing/2016/5/11/chartex" xmlns:cx6="http://schemas.microsoft.com/office/drawing/2016/5/12/chartex" xmlns:cx7="http://schemas.microsoft.com/office/drawing/2016/5/13/chartex" xmlns:cx8="http://schemas.microsoft.com/office/drawing/2016/5/14/chartex" xmlns:mc="http://schemas.openxmlformats.org/markup-compatibility/2006" xmlns:aink="http://schemas.microsoft.com/office/drawing/2016/ink" xmlns:am3d="http://schemas.microsoft.com/office/drawing/2017/model3d" xmlns:o="urn:schemas-microsoft-com:office:office" xmlns:oel="http://schemas.microsoft.com/office/2019/extlst" xmlns:r="http://schemas.openxmlformats.org/officeDocument/2006/relationships" xmlns:m="http://schemas.openxmlformats.org/officeDocument/2006/math" xmlns:v="urn:schemas-microsoft-com:vml" xmlns:wp14="http://schemas.microsoft.com/office/word/2010/wordprocessingDrawing" xmlns:wp="http://schemas.openxmlformats.org/drawingml/2006/wordprocessingDrawing" xmlns:w10="urn:schemas-microsoft-com:office:word" xmlns:w="http://schemas.openxmlformats.org/wordprocessingml/2006/main" xmlns:w14="http://schemas.microsoft.com/office/word/2010/wordml" xmlns:w15="http://schemas.microsoft.com/office/word/2012/wordml" xmlns:w16cex="http://schemas.microsoft.com/office/word/2018/wordml/cex" xmlns:w16cid="http://schemas.microsoft.com/office/word/2016/wordml/cid" xmlns:w16="http://schemas.microsoft.com/office/word/2018/wordml" xmlns:w16sdtdh="http://schemas.microsoft.com/office/word/2020/wordml/sdtdatahash" xmlns:w16se="http://schemas.microsoft.com/office/word/2015/wordml/symex" xmlns:wpg="http://schemas.microsoft.com/office/word/2010/wordprocessingGroup" xmlns:wpi="http://schemas.microsoft.com/office/word/2010/wordprocessingInk" xmlns:wne="http://schemas.microsoft.com/office/word/2006/wordml" xmlns:wps="http://schemas.microsoft.com/office/word/2010/wordprocessingShape" mc:Ignorable="w14 w15 w16se w16cid w16 w16cex w16sdtdh wp14">
+<w:hdr xmlns:wpc="http://schemas.microsoft.com/office/word/2010/wordprocessingCanvas" xmlns:cx="http://schemas.microsoft.com/office/drawing/2014/chartex" xmlns:cx1="http://schemas.microsoft.com/office/drawing/2015/9/8/chartex" xmlns:cx2="http://schemas.microsoft.com/office/drawing/2015/10/21/chartex" xmlns:cx3="http://schemas.microsoft.com/office/drawing/2016/5/9/chartex" xmlns:cx4="http://schemas.microsoft.com/office/drawing/2016/5/10/chartex" xmlns:cx5="http://schemas.microsoft.com/office/drawing/2016/5/11/chartex" xmlns:cx6="http://schemas.microsoft.com/office/drawing/2016/5/12/chartex" xmlns:cx7="http://schemas.microsoft.com/office/drawing/2016/5/13/chartex" xmlns:cx8="http://schemas.microsoft.com/office/drawing/2016/5/14/chartex" xmlns:mc="http://schemas.openxmlformats.org/markup-compatibility/2006" xmlns:aink="http://schemas.microsoft.com/office/drawing/2016/ink" xmlns:am3d="http://schemas.microsoft.com/office/drawing/2017/model3d" xmlns:o="urn:schemas-microsoft-com:office:office" xmlns:oel="http://schemas.microsoft.com/office/2019/extlst" xmlns:r="http://schemas.openxmlformats.org/officeDocument/2006/relationships" xmlns:m="http://schemas.openxmlformats.org/officeDocument/2006/math" xmlns:v="urn:schemas-microsoft-com:vml" xmlns:wp14="http://schemas.microsoft.com/office/word/2010/wordprocessingDrawing" xmlns:wp="http://schemas.openxmlformats.org/drawingml/2006/wordprocessingDrawing" xmlns:w10="urn:schemas-microsoft-com:office:word" xmlns:w="http://schemas.openxmlformats.org/wordprocessingml/2006/main" xmlns:w14="http://schemas.microsoft.com/office/word/2010/wordml" xmlns:w15="http://schemas.microsoft.com/office/word/2012/wordml" xmlns:w16cex="http://schemas.microsoft.com/office/word/2018/wordml/cex" xmlns:w16cid="http://schemas.microsoft.com/office/word/2016/wordml/cid" xmlns:w16="http://schemas.microsoft.com/office/word/2018/wordml" xmlns:w16du="http://schemas.microsoft.com/office/word/2023/wordml/word16du" xmlns:w16sdtdh="http://schemas.microsoft.com/office/word/2020/wordml/sdtdatahash" xmlns:w16sdtfl="http://schemas.microsoft.com/office/word/2024/wordml/sdtformatlock" xmlns:w16se="http://schemas.microsoft.com/office/word/2015/wordml/symex" xmlns:wpg="http://schemas.microsoft.com/office/word/2010/wordprocessingGroup" xmlns:wpi="http://schemas.microsoft.com/office/word/2010/wordprocessingInk" xmlns:wne="http://schemas.microsoft.com/office/word/2006/wordml" xmlns:wps="http://schemas.microsoft.com/office/word/2010/wordprocessingShape" mc:Ignorable="w14 w15 w16se w16cid w16 w16cex w16sdtdh w16sdtfl w16du wp14">
   <w:p>
     <w:pPr>
       <w:pStyle w:val="Header"/>
@@ -1364,7 +1376,7 @@
 </file>
 
 <file path=word/header3.xml><?xml version="1.0" encoding="utf-8"?>
-<w:hdr xmlns:wpc="http://schemas.microsoft.com/office/word/2010/wordprocessingCanvas" xmlns:cx="http://schemas.microsoft.com/office/drawing/2014/chartex" xmlns:cx1="http://schemas.microsoft.com/office/drawing/2015/9/8/chartex" xmlns:cx2="http://schemas.microsoft.com/office/drawing/2015/10/21/chartex" xmlns:cx3="http://schemas.microsoft.com/office/drawing/2016/5/9/chartex" xmlns:cx4="http://schemas.microsoft.com/office/drawing/2016/5/10/chartex" xmlns:cx5="http://schemas.microsoft.com/office/drawing/2016/5/11/chartex" xmlns:cx6="http://schemas.microsoft.com/office/drawing/2016/5/12/chartex" xmlns:cx7="http://schemas.microsoft.com/office/drawing/2016/5/13/chartex" xmlns:cx8="http://schemas.microsoft.com/office/drawing/2016/5/14/chartex" xmlns:mc="http://schemas.openxmlformats.org/markup-compatibility/2006" xmlns:aink="http://schemas.microsoft.com/office/drawing/2016/ink" xmlns:am3d="http://schemas.microsoft.com/office/drawing/2017/model3d" xmlns:o="urn:schemas-microsoft-com:office:office" xmlns:oel="http://schemas.microsoft.com/office/2019/extlst" xmlns:r="http://schemas.openxmlformats.org/officeDocument/2006/relationships" xmlns:m="http://schemas.openxmlformats.org/officeDocument/2006/math" xmlns:v="urn:schemas-microsoft-com:vml" xmlns:wp14="http://schemas.microsoft.com/office/word/2010/wordprocessingDrawing" xmlns:wp="http://schemas.openxmlformats.org/drawingml/2006/wordprocessingDrawing" xmlns:w10="urn:schemas-microsoft-com:office:word" xmlns:w="http://schemas.openxmlformats.org/wordprocessingml/2006/main" xmlns:w14="http://schemas.microsoft.com/office/word/2010/wordml" xmlns:w15="http://schemas.microsoft.com/office/word/2012/wordml" xmlns:w16cex="http://schemas.microsoft.com/office/word/2018/wordml/cex" xmlns:w16cid="http://schemas.microsoft.com/office/word/2016/wordml/cid" xmlns:w16="http://schemas.microsoft.com/office/word/2018/wordml" xmlns:w16sdtdh="http://schemas.microsoft.com/office/word/2020/wordml/sdtdatahash" xmlns:w16se="http://schemas.microsoft.com/office/word/2015/wordml/symex" xmlns:wpg="http://schemas.microsoft.com/office/word/2010/wordprocessingGroup" xmlns:wpi="http://schemas.microsoft.com/office/word/2010/wordprocessingInk" xmlns:wne="http://schemas.microsoft.com/office/word/2006/wordml" xmlns:wps="http://schemas.microsoft.com/office/word/2010/wordprocessingShape" mc:Ignorable="w14 w15 w16se w16cid w16 w16cex w16sdtdh wp14">
+<w:hdr xmlns:wpc="http://schemas.microsoft.com/office/word/2010/wordprocessingCanvas" xmlns:cx="http://schemas.microsoft.com/office/drawing/2014/chartex" xmlns:cx1="http://schemas.microsoft.com/office/drawing/2015/9/8/chartex" xmlns:cx2="http://schemas.microsoft.com/office/drawing/2015/10/21/chartex" xmlns:cx3="http://schemas.microsoft.com/office/drawing/2016/5/9/chartex" xmlns:cx4="http://schemas.microsoft.com/office/drawing/2016/5/10/chartex" xmlns:cx5="http://schemas.microsoft.com/office/drawing/2016/5/11/chartex" xmlns:cx6="http://schemas.microsoft.com/office/drawing/2016/5/12/chartex" xmlns:cx7="http://schemas.microsoft.com/office/drawing/2016/5/13/chartex" xmlns:cx8="http://schemas.microsoft.com/office/drawing/2016/5/14/chartex" xmlns:mc="http://schemas.openxmlformats.org/markup-compatibility/2006" xmlns:aink="http://schemas.microsoft.com/office/drawing/2016/ink" xmlns:am3d="http://schemas.microsoft.com/office/drawing/2017/model3d" xmlns:o="urn:schemas-microsoft-com:office:office" xmlns:oel="http://schemas.microsoft.com/office/2019/extlst" xmlns:r="http://schemas.openxmlformats.org/officeDocument/2006/relationships" xmlns:m="http://schemas.openxmlformats.org/officeDocument/2006/math" xmlns:v="urn:schemas-microsoft-com:vml" xmlns:wp14="http://schemas.microsoft.com/office/word/2010/wordprocessingDrawing" xmlns:wp="http://schemas.openxmlformats.org/drawingml/2006/wordprocessingDrawing" xmlns:w10="urn:schemas-microsoft-com:office:word" xmlns:w="http://schemas.openxmlformats.org/wordprocessingml/2006/main" xmlns:w14="http://schemas.microsoft.com/office/word/2010/wordml" xmlns:w15="http://schemas.microsoft.com/office/word/2012/wordml" xmlns:w16cex="http://schemas.microsoft.com/office/word/2018/wordml/cex" xmlns:w16cid="http://schemas.microsoft.com/office/word/2016/wordml/cid" xmlns:w16="http://schemas.microsoft.com/office/word/2018/wordml" xmlns:w16du="http://schemas.microsoft.com/office/word/2023/wordml/word16du" xmlns:w16sdtdh="http://schemas.microsoft.com/office/word/2020/wordml/sdtdatahash" xmlns:w16sdtfl="http://schemas.microsoft.com/office/word/2024/wordml/sdtformatlock" xmlns:w16se="http://schemas.microsoft.com/office/word/2015/wordml/symex" xmlns:wpg="http://schemas.microsoft.com/office/word/2010/wordprocessingGroup" xmlns:wpi="http://schemas.microsoft.com/office/word/2010/wordprocessingInk" xmlns:wne="http://schemas.microsoft.com/office/word/2006/wordml" xmlns:wps="http://schemas.microsoft.com/office/word/2010/wordprocessingShape" mc:Ignorable="w14 w15 w16se w16cid w16 w16cex w16sdtdh w16sdtfl w16du wp14">
   <w:p>
     <w:pPr>
       <w:pStyle w:val="Header"/>
@@ -1373,7 +1385,7 @@
     <w:r>
       <w:tab/>
       <w:tab/>
-      <w:t>2026-06-17</w:t>
+      <w:t>2026-06-18</w:t>
       <w:br/>
       <w:br/>
     </w:r>
@@ -1390,7 +1402,7 @@
 </file>
 
 <file path=word/numbering.xml><?xml version="1.0" encoding="utf-8"?>
-<w:numbering xmlns:wpc="http://schemas.microsoft.com/office/word/2010/wordprocessingCanvas" xmlns:cx="http://schemas.microsoft.com/office/drawing/2014/chartex" xmlns:cx1="http://schemas.microsoft.com/office/drawing/2015/9/8/chartex" xmlns:cx2="http://schemas.microsoft.com/office/drawing/2015/10/21/chartex" xmlns:cx3="http://schemas.microsoft.com/office/drawing/2016/5/9/chartex" xmlns:cx4="http://schemas.microsoft.com/office/drawing/2016/5/10/chartex" xmlns:cx5="http://schemas.microsoft.com/office/drawing/2016/5/11/chartex" xmlns:cx6="http://schemas.microsoft.com/office/drawing/2016/5/12/chartex" xmlns:cx7="http://schemas.microsoft.com/office/drawing/2016/5/13/chartex" xmlns:cx8="http://schemas.microsoft.com/office/drawing/2016/5/14/chartex" xmlns:mc="http://schemas.openxmlformats.org/markup-compatibility/2006" xmlns:aink="http://schemas.microsoft.com/office/drawing/2016/ink" xmlns:am3d="http://schemas.microsoft.com/office/drawing/2017/model3d" xmlns:o="urn:schemas-microsoft-com:office:office" xmlns:oel="http://schemas.microsoft.com/office/2019/extlst" xmlns:r="http://schemas.openxmlformats.org/officeDocument/2006/relationships" xmlns:m="http://schemas.openxmlformats.org/officeDocument/2006/math" xmlns:v="urn:schemas-microsoft-com:vml" xmlns:wp14="http://schemas.microsoft.com/office/word/2010/wordprocessingDrawing" xmlns:wp="http://schemas.openxmlformats.org/drawingml/2006/wordprocessingDrawing" xmlns:w10="urn:schemas-microsoft-com:office:word" xmlns:w="http://schemas.openxmlformats.org/wordprocessingml/2006/main" xmlns:w14="http://schemas.microsoft.com/office/word/2010/wordml" xmlns:w15="http://schemas.microsoft.com/office/word/2012/wordml" xmlns:w16cex="http://schemas.microsoft.com/office/word/2018/wordml/cex" xmlns:w16cid="http://schemas.microsoft.com/office/word/2016/wordml/cid" xmlns:w16="http://schemas.microsoft.com/office/word/2018/wordml" xmlns:w16sdtdh="http://schemas.microsoft.com/office/word/2020/wordml/sdtdatahash" xmlns:w16se="http://schemas.microsoft.com/office/word/2015/wordml/symex" xmlns:wpg="http://schemas.microsoft.com/office/word/2010/wordprocessingGroup" xmlns:wpi="http://schemas.microsoft.com/office/word/2010/wordprocessingInk" xmlns:wne="http://schemas.microsoft.com/office/word/2006/wordml" xmlns:wps="http://schemas.microsoft.com/office/word/2010/wordprocessingShape" mc:Ignorable="w14 w15 w16se w16cid w16 w16cex w16sdtdh wp14">
+<w:numbering xmlns:wpc="http://schemas.microsoft.com/office/word/2010/wordprocessingCanvas" xmlns:cx="http://schemas.microsoft.com/office/drawing/2014/chartex" xmlns:cx1="http://schemas.microsoft.com/office/drawing/2015/9/8/chartex" xmlns:cx2="http://schemas.microsoft.com/office/drawing/2015/10/21/chartex" xmlns:cx3="http://schemas.microsoft.com/office/drawing/2016/5/9/chartex" xmlns:cx4="http://schemas.microsoft.com/office/drawing/2016/5/10/chartex" xmlns:cx5="http://schemas.microsoft.com/office/drawing/2016/5/11/chartex" xmlns:cx6="http://schemas.microsoft.com/office/drawing/2016/5/12/chartex" xmlns:cx7="http://schemas.microsoft.com/office/drawing/2016/5/13/chartex" xmlns:cx8="http://schemas.microsoft.com/office/drawing/2016/5/14/chartex" xmlns:mc="http://schemas.openxmlformats.org/markup-compatibility/2006" xmlns:aink="http://schemas.microsoft.com/office/drawing/2016/ink" xmlns:am3d="http://schemas.microsoft.com/office/drawing/2017/model3d" xmlns:o="urn:schemas-microsoft-com:office:office" xmlns:oel="http://schemas.microsoft.com/office/2019/extlst" xmlns:r="http://schemas.openxmlformats.org/officeDocument/2006/relationships" xmlns:m="http://schemas.openxmlformats.org/officeDocument/2006/math" xmlns:v="urn:schemas-microsoft-com:vml" xmlns:wp14="http://schemas.microsoft.com/office/word/2010/wordprocessingDrawing" xmlns:wp="http://schemas.openxmlformats.org/drawingml/2006/wordprocessingDrawing" xmlns:w10="urn:schemas-microsoft-com:office:word" xmlns:w="http://schemas.openxmlformats.org/wordprocessingml/2006/main" xmlns:w14="http://schemas.microsoft.com/office/word/2010/wordml" xmlns:w15="http://schemas.microsoft.com/office/word/2012/wordml" xmlns:w16cex="http://schemas.microsoft.com/office/word/2018/wordml/cex" xmlns:w16cid="http://schemas.microsoft.com/office/word/2016/wordml/cid" xmlns:w16="http://schemas.microsoft.com/office/word/2018/wordml" xmlns:w16du="http://schemas.microsoft.com/office/word/2023/wordml/word16du" xmlns:w16sdtdh="http://schemas.microsoft.com/office/word/2020/wordml/sdtdatahash" xmlns:w16sdtfl="http://schemas.microsoft.com/office/word/2024/wordml/sdtformatlock" xmlns:w16se="http://schemas.microsoft.com/office/word/2015/wordml/symex" xmlns:wpg="http://schemas.microsoft.com/office/word/2010/wordprocessingGroup" xmlns:wpi="http://schemas.microsoft.com/office/word/2010/wordprocessingInk" xmlns:wne="http://schemas.microsoft.com/office/word/2006/wordml" xmlns:wps="http://schemas.microsoft.com/office/word/2010/wordprocessingShape" mc:Ignorable="w14 w15 w16se w16cid w16 w16cex w16sdtdh w16sdtfl w16du wp14">
   <w:abstractNum w:abstractNumId="0" w15:restartNumberingAfterBreak="0">
     <w:nsid w:val="FFFFFF7C"/>
     <w:multiLevelType w:val="singleLevel"/>
@@ -1593,7 +1605,7 @@
 </file>
 
 <file path=word/styles.xml><?xml version="1.0" encoding="utf-8"?>
-<w:styles xmlns:mc="http://schemas.openxmlformats.org/markup-compatibility/2006" xmlns:r="http://schemas.openxmlformats.org/officeDocument/2006/relationships" xmlns:w="http://schemas.openxmlformats.org/wordprocessingml/2006/main" xmlns:w14="http://schemas.microsoft.com/office/word/2010/wordml" xmlns:w15="http://schemas.microsoft.com/office/word/2012/wordml" xmlns:w16cex="http://schemas.microsoft.com/office/word/2018/wordml/cex" xmlns:w16cid="http://schemas.microsoft.com/office/word/2016/wordml/cid" xmlns:w16="http://schemas.microsoft.com/office/word/2018/wordml" xmlns:w16sdtdh="http://schemas.microsoft.com/office/word/2020/wordml/sdtdatahash" xmlns:w16se="http://schemas.microsoft.com/office/word/2015/wordml/symex" mc:Ignorable="w14 w15 w16se w16cid w16 w16cex w16sdtdh">
+<w:styles xmlns:mc="http://schemas.openxmlformats.org/markup-compatibility/2006" xmlns:r="http://schemas.openxmlformats.org/officeDocument/2006/relationships" xmlns:w="http://schemas.openxmlformats.org/wordprocessingml/2006/main" xmlns:w14="http://schemas.microsoft.com/office/word/2010/wordml" xmlns:w15="http://schemas.microsoft.com/office/word/2012/wordml" xmlns:w16cex="http://schemas.microsoft.com/office/word/2018/wordml/cex" xmlns:w16cid="http://schemas.microsoft.com/office/word/2016/wordml/cid" xmlns:w16="http://schemas.microsoft.com/office/word/2018/wordml" xmlns:w16du="http://schemas.microsoft.com/office/word/2023/wordml/word16du" xmlns:w16sdtdh="http://schemas.microsoft.com/office/word/2020/wordml/sdtdatahash" xmlns:w16sdtfl="http://schemas.microsoft.com/office/word/2024/wordml/sdtformatlock" xmlns:w16se="http://schemas.microsoft.com/office/word/2015/wordml/symex" mc:Ignorable="w14 w15 w16se w16cid w16 w16cex w16sdtdh w16sdtfl w16du">
   <w:docDefaults>
     <w:rPrDefault>
       <w:rPr>
@@ -2351,7 +2363,7 @@
     <w:link w:val="TitleChar"/>
     <w:uiPriority w:val="10"/>
     <w:qFormat/>
-    <w:rsid w:val="007106C8"/>
+    <w:rsid w:val="00E854FA"/>
     <w:pPr>
       <w:spacing w:after="300" w:line="240" w:lineRule="auto"/>
       <w:contextualSpacing/>
@@ -2361,7 +2373,7 @@
       <w:rFonts w:eastAsiaTheme="majorEastAsia" w:cstheme="majorBidi"/>
       <w:spacing w:val="5"/>
       <w:kern w:val="28"/>
-      <w:sz w:val="52"/>
+      <w:sz w:val="40"/>
       <w:szCs w:val="52"/>
       <w:lang w:val="sv-SE" w:eastAsia="en-US" w:bidi="ar-SA"/>
     </w:rPr>
@@ -2371,12 +2383,12 @@
     <w:basedOn w:val="DefaultParagraphFont"/>
     <w:link w:val="Title"/>
     <w:uiPriority w:val="10"/>
-    <w:rsid w:val="007106C8"/>
+    <w:rsid w:val="00E854FA"/>
     <w:rPr>
       <w:rFonts w:ascii="Times New Roman" w:eastAsiaTheme="majorEastAsia" w:hAnsi="Times New Roman" w:cstheme="majorBidi"/>
       <w:spacing w:val="5"/>
       <w:kern w:val="28"/>
-      <w:sz w:val="52"/>
+      <w:sz w:val="40"/>
       <w:szCs w:val="52"/>
       <w:lang w:val="sv-SE" w:eastAsia="en-US" w:bidi="ar-SA"/>
     </w:rPr>

--- a/klagomål/A 2574-2026 FSC-klagomål.docx
+++ b/klagomål/A 2574-2026 FSC-klagomål.docx
@@ -1385,7 +1385,7 @@
     <w:r>
       <w:tab/>
       <w:tab/>
-      <w:t>2026-06-18</w:t>
+      <w:t>2026-06-19</w:t>
       <w:br/>
       <w:br/>
     </w:r>

--- a/klagomål/A 2574-2026 FSC-klagomål.docx
+++ b/klagomål/A 2574-2026 FSC-klagomål.docx
@@ -1385,7 +1385,7 @@
     <w:r>
       <w:tab/>
       <w:tab/>
-      <w:t>2026-06-19</w:t>
+      <w:t>2026-06-20</w:t>
       <w:br/>
       <w:br/>
     </w:r>

--- a/klagomål/A 2574-2026 FSC-klagomål.docx
+++ b/klagomål/A 2574-2026 FSC-klagomål.docx
@@ -168,38 +168,7 @@
     </w:p>
     <w:p>
       <w:r>
-        <w:t>Detta dokument behandlar höga naturvärden i avverkningsanmälan A 2574-2026 i Skellefteå kommun som inkom 2026-01-15 och omfattar 11,2 ha.</w:t>
-      </w:r>
-    </w:p>
-    <w:p>
-      <w:r>
-        <w:t>Nedan presenteras fynd av naturvårdsarter och fridlysta arter som gjorts i det avverkningsanmälda området, samt relevanta utdrag ur standarderna för FSC, Chain of Custody, Controlled Wood och PEFC. I BILAGA 1 finns artfakta om fridlysta arter.</w:t>
-      </w:r>
-    </w:p>
-    <w:p>
-      <w:r>
-        <w:t>Vi förväntar oss att ni återkommer med ett skriftligt svar på vårt klagomål och även beskriver vilka korrigerande åtgärder ni satt in för att rätta till identifierade brister i er efterlevnad av den svenska FSC standarden.</w:t>
-      </w:r>
-    </w:p>
-    <w:p>
-      <w:pPr>
-        <w:pStyle w:val="Heading1"/>
-      </w:pPr>
-      <w:r>
-        <w:t>Naturvårdsarter</w:t>
-      </w:r>
-    </w:p>
-    <w:p>
-      <w:r>
-        <w:t>I avverkningsanmälan har följande 10 naturvårdsarter hittats: garnlav (VU, T), dvärgbägarlav (NT, T), gammelgransskål (NT, T), hornvaxskinn (NT), talltita (NT, §4), tretåig hackspett (NT, T, §4), ullticka (NT, T), bårdlav (S, T), vedticka (S, T) och videsparv (T, §4). Av dessa är 7 rödlistade. För rödlistade arter har rödlistekategorin angivits inom parentes. Arter som är signalarter enligt Skogsstyrelsen har markerats med (S). Typiska arter inom Natura 2000 som är kopplade till skogsekosystem har markerats med (T). För fridlysta arter anges även paragrafen i Artskyddsförordningen som arten är fridlyst enligt.</w:t>
-      </w:r>
-    </w:p>
-    <w:p>
-      <w:r>
-        <w:t>De påträffade naturvårdsarterna är ett tydligt kvitto på att det rör sig om en skog med höga naturvärden.</w:t>
-      </w:r>
-      <w:r>
-        <w:t xml:space="preserve"> I Figur 1 visas fyndplatser för naturvårdsarter i området, som finns registrerade på Artportalen.</w:t>
+        <w:t>Detta klagomål behandlar höga naturvärden i avverkningsanmälan A 2574-2026 i Skellefteå kommun som inkom 2026-01-15 och omfattar 11,2 ha.</w:t>
       </w:r>
     </w:p>
     <w:p>
@@ -247,34 +216,115 @@
         <w:spacing w:after="240"/>
       </w:pPr>
       <w:r>
-        <w:t>Figur 1. Fyndplatser för naturvårdsarter i avverkningsanmälan (röd linje). Markörer utan svart kant är placerade på fyndplatsen. Markörer med svart kant är placerade vid sidan av fyndplatsen och har ett svart streck som visar fyndplatsens exakta position. Kartans mittpunktskoordinat är N 7174825, E 744263 i SWEREF 99 TM.</w:t>
+        <w:t>Figur 1. Fyndplatser för naturvårdsarter i avverkningsanmälan. Markörer utan svart kant är placerade på fyndplatsen. Markörer med svart kant är placerade vid sidan av fyndplatsen har ett svart streck som visar fyndplatsens exakta position. Kartans mittpunktskoordinat är N 7174825, E 744263 i SWEREF 99 TM.</w:t>
+      </w:r>
+    </w:p>
+    <w:p>
+      <w:r>
+        <w:t>I avverkningsanmälan finns fynd av 10 naturvårdsarter, varav 7 är rödlistade, 3 är fridlysta, 8 är typiska (T) och 2 är signalarter (S): garnlav (VU, T), dvärgbägarlav (NT, T), gammelgransskål (NT, T), hornvaxskinn (NT), talltita (NT, §4), tretåig hackspett (NT, T, §4), ullticka (NT, T), bårdlav (S, T), vedticka (S, T) och videsparv (T, §4). Se Figur 1.</w:t>
+      </w:r>
+    </w:p>
+    <w:p>
+      <w:r>
+        <w:t>Nedan presenteras relevanta utdrag ur standarderna för FSC, Chain of Custody, Controlled Wood och PEFC.</w:t>
+      </w:r>
+    </w:p>
+    <w:p>
+      <w:r>
+        <w:t>Vi förväntar oss att ni återkommer med ett skriftligt svar på vårt klagomål och även beskriver vilka korrigerande åtgärder ni satt in för att rätta till identifierade brister i er efterlevnad av den svenska FSC standarden.</w:t>
       </w:r>
     </w:p>
     <w:p>
       <w:pPr>
-        <w:pStyle w:val="Heading2"/>
+        <w:pStyle w:val="Heading1"/>
       </w:pPr>
       <w:r>
-        <w:t>Fridlysta arter</w:t>
+        <w:t>Naturvårdsarter och fridlysta arter</w:t>
       </w:r>
     </w:p>
     <w:p>
       <w:r>
-        <w:t>Följande fridlysta arter har sina livsmiljöer och växtplatser i den avverkningsanmälda skogen: talltita (NT, §4), tretåig hackspett (NT, T, §4) och videsparv (T, §4).</w:t>
+        <w:t>Nedan följer beskrivningar av de naturvårdsarter och fridlysta arter som har sina livsmiljöer och växtplatser i den avverkningsanmälda skogen. Se även ytterligare artfakta i BILAGA 1. De påträffade naturvårdsarterna är ett tydligt kvitto på att det rör sig om en skog med höga naturvärden.</w:t>
       </w:r>
     </w:p>
     <w:p>
-      <w:r>
-        <w:t xml:space="preserve">Observera att medlemsländerna är skyldiga att agera i enlighet med EU:s fågeldirektiv där det uttryckligen står att direktivet gäller för fåglar samt för deras ägg, bon och </w:t>
-      </w:r>
       <w:r>
         <w:rPr>
           <w:b/>
         </w:rPr>
-        <w:t xml:space="preserve">livsmiljöer </w:t>
-      </w:r>
-      <w:r>
-        <w:t>(artikel 1). Vidare att de åtgärder som vidtas inte får leda till en försämring av den nuvarande situationen beträffande bevarandet av de fågelarter som avses i artikel 1 (artikel 13). Fågeldirektivet är styrande för tillsynsansvariga myndigheters ärendehantering, ställningstaganden och beslutsfattande.</w:t>
+        <w:t>Garnlav (VU)</w:t>
+      </w:r>
+      <w:r>
+        <w:t xml:space="preserve"> är en utpräglad barrskogsart som ibland kan drapera träden i norrländska grannaturskogar med hög luftfuktighet. Den förekommer även i talldominerade bestånd där den, förutom i trädens grenverk, påträffas hängande över ojämnheter i tallbarken. Arten har minskat starkt i södra och mellersta Sverige och den minskar även i sitt nordliga utbredningsområde. Minskningstakten uppgår till 30 (20–50) % inom 50 år och överstiger gränsvärdet för Sårbar (VU). Orsaken till tillbakagången beror främst på slutavverkningar av naturskogsartade skogar. Bestånd med riklig förekomst bör regelmässigt sparas, vilket även gynnar flera andra sällsynta och rödlistade arter. Garnlav är värdväxt för den mycket sällsynta och akut hotade fjärilen barrskogslavfly (CR) som hör hemma i boreala barrskogar med riklig förekomst av värdväxten. Tidigare kunde arten konstateras årligen på flera platser vid Dala-Floda i Dalarna innan lokalerna kalavverkades. Senaste fyndet i landet av barrskogslavfly är från år 2000 då den påträffades vid Högberget i Sollefteå kommun. Garnlav är typisk art för </w:t>
+      </w:r>
+      <w:r>
+        <w:rPr>
+          <w:i/>
+        </w:rPr>
+        <w:t xml:space="preserve">9010 Taiga </w:t>
+      </w:r>
+      <w:r>
+        <w:t>och</w:t>
+      </w:r>
+      <w:r>
+        <w:rPr>
+          <w:i/>
+        </w:rPr>
+        <w:t xml:space="preserve"> 9070 Trädklädd betesmark</w:t>
+      </w:r>
+      <w:r>
+        <w:t xml:space="preserve"> (SLU Artdatabanken, 2026).</w:t>
+      </w:r>
+    </w:p>
+    <w:p>
+      <w:r>
+        <w:rPr>
+          <w:b/>
+        </w:rPr>
+        <w:t>Dvärgbägarlav (NT)</w:t>
+      </w:r>
+      <w:r>
+        <w:t xml:space="preserve"> förekommer över hela Sverige på gammal hård ved, huvudsakligen på tall men i södra Sverige även på ek. Veden utgörs framförallt av grova stubbar, lågor och grenar. Substratet har blivit sällsyntare och nybildning av substrat sker bara i begränsad omfattning. Arten hotas av att grova lågor blir allt sällsyntare i dagens kulturskogar samt att nybildningen av lämpliga substrat går mycket långsamt. En riklig tillgång på gamla tall- eller eklågor måste säkerställas på artens lokaler. Dvärgbägarlav är typisk art för </w:t>
+      </w:r>
+      <w:r>
+        <w:rPr>
+          <w:i/>
+        </w:rPr>
+        <w:t>9010 Taiga</w:t>
+      </w:r>
+      <w:r>
+        <w:t xml:space="preserve"> (SLU Artdatabanken, 2024; Nitare &amp; Skogsstyrelsen, 2019).</w:t>
+      </w:r>
+    </w:p>
+    <w:p>
+      <w:r>
+        <w:rPr>
+          <w:b/>
+        </w:rPr>
+        <w:t>Gammelgransskål (NT)</w:t>
+      </w:r>
+      <w:r>
+        <w:t xml:space="preserve"> är en liten skålsvamp som växer på gamla granar med skrovlig bark. Typiska växtplatser är gransumpskog i myrkanter, bäckdråg, bäckraviner och skuggiga bergssluttningar, men också skog på torrare mark kan hysa arten om beståndet har stark naturskogskaraktär. Bestånd med arten bör behandlas som nyckelbiotoper och sparas vid en slutavverkning. Även gallring bör undvikas. Gammelgransskål är typisk art för </w:t>
+      </w:r>
+      <w:r>
+        <w:rPr>
+          <w:i/>
+        </w:rPr>
+        <w:t>9010 Taiga</w:t>
+      </w:r>
+      <w:r>
+        <w:t xml:space="preserve"> (SLU Artdatabanken, 2024; Nitare &amp; Skogsstyrelsen, 2019).</w:t>
+      </w:r>
+    </w:p>
+    <w:p>
+      <w:r>
+        <w:rPr>
+          <w:b/>
+        </w:rPr>
+        <w:t xml:space="preserve">Hornvaxskinn (NT) </w:t>
+      </w:r>
+      <w:r>
+        <w:t>påträffas på gamla senvuxna, torra och hårda lågor i gamla naturskogsartade eller plockhuggna tallskogar i norra Sverige. Arten hotas av avverkning av naturskogsartade tallskogar och uttag av torrakor till timring av byggnader. Avverkning av naturskogsliknande tallskogar bör ej förekomma (SLU Artdatabanken, 2024).</w:t>
       </w:r>
     </w:p>
     <w:p>
@@ -322,6 +372,129 @@
         <w:rPr>
           <w:b/>
         </w:rPr>
+        <w:t>Ullticka (NT)</w:t>
+      </w:r>
+      <w:r>
+        <w:t xml:space="preserve"> är knuten till restbestånd av barrnaturskog och förekommer med ett tydligt optimum i orörda eller måttligt påverkade gamla granskogar där det föreligger viss kontinuitet av grov död ved. Ullticka är en bra signalart inom hela sitt utbredningsområde och i södra Sverige är den sällsynt och en god signalart för skyddsvärda granskogsmiljöer. Den hotas av avverkning och fragmentering av naturskog och äldre granskog med lång trädkontinuitet. På ullticka kan ibland ulltickeporing (VU) påträffas - det är en sällsynt ticka som nyligen delats upp i de tre olika arterna ulltickeporing </w:t>
+      </w:r>
+      <w:r>
+        <w:rPr>
+          <w:i/>
+        </w:rPr>
+        <w:t xml:space="preserve">Skeletocutis brevispora </w:t>
+      </w:r>
+      <w:r>
+        <w:t>(VU)</w:t>
+      </w:r>
+      <w:r>
+        <w:rPr>
+          <w:i/>
+        </w:rPr>
+        <w:t>, Skeletocutis delicata</w:t>
+      </w:r>
+      <w:r>
+        <w:t xml:space="preserve"> (VU)</w:t>
+      </w:r>
+      <w:r>
+        <w:rPr>
+          <w:i/>
+        </w:rPr>
+        <w:t xml:space="preserve"> och Skeletocutis exilis</w:t>
+      </w:r>
+      <w:r>
+        <w:t xml:space="preserve"> (NT). Ullticka är typisk art för </w:t>
+      </w:r>
+      <w:r>
+        <w:rPr>
+          <w:i/>
+        </w:rPr>
+        <w:t xml:space="preserve">9010 Taiga, 9050 Näringsrik granskog </w:t>
+      </w:r>
+      <w:r>
+        <w:t xml:space="preserve">och </w:t>
+      </w:r>
+      <w:r>
+        <w:rPr>
+          <w:i/>
+        </w:rPr>
+        <w:t>9030 Landhöjningsskog</w:t>
+      </w:r>
+      <w:r>
+        <w:t xml:space="preserve"> (SLU Artdatabanken, 2026; Nitare &amp; Skogsstyrelsen, 2019; Miettinen &amp; Niemelä, 2018).</w:t>
+      </w:r>
+    </w:p>
+    <w:p>
+      <w:r>
+        <w:rPr>
+          <w:b/>
+        </w:rPr>
+        <w:t>Bårdlav</w:t>
+      </w:r>
+      <w:r>
+        <w:t xml:space="preserve"> signalerar miljöer med höga naturvärden och på lokalerna finns vanligtvis många andra ovanliga och rödlistade arter. Den visar även på platser med hög och jämn luftfuktighet. På bårdlav och andra njurlavar (Nephroma) kan de sällsynta parasiterna </w:t>
+      </w:r>
+      <w:r>
+        <w:rPr>
+          <w:i/>
+        </w:rPr>
+        <w:t xml:space="preserve">Protounguicularia nephromatis </w:t>
+      </w:r>
+      <w:r>
+        <w:t xml:space="preserve">(VU) och </w:t>
+      </w:r>
+      <w:r>
+        <w:rPr>
+          <w:i/>
+        </w:rPr>
+        <w:t xml:space="preserve">Tremella nephromatis </w:t>
+      </w:r>
+      <w:r>
+        <w:t xml:space="preserve">(DD) påträffas. Bårdlav är typisk art för </w:t>
+      </w:r>
+      <w:r>
+        <w:rPr>
+          <w:i/>
+        </w:rPr>
+        <w:t xml:space="preserve">9010 Taiga, 9020 Nordlig ädellövskog, 9070 Trädklädd betesmark, 9110 Näringsfattig bokskog, 9160 Näringsrik ekskog, 9180 Ädellövskog i branter </w:t>
+      </w:r>
+      <w:r>
+        <w:t>och</w:t>
+      </w:r>
+      <w:r>
+        <w:rPr>
+          <w:i/>
+        </w:rPr>
+        <w:t xml:space="preserve"> 9190 Näringsfattig ekskog</w:t>
+      </w:r>
+      <w:r>
+        <w:t xml:space="preserve"> (SLU Artdatabanken, 2026; Nitare &amp; Skogsstyrelsen, 2019).</w:t>
+      </w:r>
+    </w:p>
+    <w:p>
+      <w:r>
+        <w:rPr>
+          <w:b/>
+        </w:rPr>
+        <w:t xml:space="preserve">Vedticka </w:t>
+      </w:r>
+      <w:r>
+        <w:t xml:space="preserve">är en bra signalart söder om den naturliga norrlandsgränsen. Den är huvudsakligen knuten till äldre barrskogar där det föreligger långvarig kontinuitet av död barrved. Vedticka är typisk art för </w:t>
+      </w:r>
+      <w:r>
+        <w:rPr>
+          <w:i/>
+        </w:rPr>
+        <w:t xml:space="preserve">9010 Taiga </w:t>
+      </w:r>
+      <w:r>
+        <w:t>(Nitare &amp; Skogsstyrelsen, 2019; SLU Artdatabanken, 2025).</w:t>
+      </w:r>
+    </w:p>
+    <w:p>
+      <w:r>
+        <w:rPr>
+          <w:b/>
+        </w:rPr>
         <w:t>Videsparv (§4)</w:t>
       </w:r>
       <w:r>
@@ -335,222 +508,6 @@
       </w:r>
       <w:r>
         <w:t xml:space="preserve"> (SLU Artdatabanken, 2026; IUCN, 2025; Skogsstyrelsen, 2016).</w:t>
-      </w:r>
-    </w:p>
-    <w:p>
-      <w:r>
-        <w:t>I BILAGA 1 finns mer detaljerad information om ekologi samt krav på livsmiljö hos fridlysta arter.</w:t>
-      </w:r>
-    </w:p>
-    <w:p>
-      <w:pPr>
-        <w:pStyle w:val="Heading2"/>
-      </w:pPr>
-      <w:r>
-        <w:t>Övriga naturvårdsarter</w:t>
-      </w:r>
-    </w:p>
-    <w:p>
-      <w:r>
-        <w:rPr>
-          <w:b/>
-        </w:rPr>
-        <w:t>Bårdlav</w:t>
-      </w:r>
-      <w:r>
-        <w:t xml:space="preserve"> signalerar miljöer med höga naturvärden och på lokalerna finns vanligtvis många andra ovanliga och rödlistade arter. Den visar även på platser med hög och jämn luftfuktighet. På bårdlav och andra njurlavar (Nephroma) kan de sällsynta parasiterna </w:t>
-      </w:r>
-      <w:r>
-        <w:rPr>
-          <w:i/>
-        </w:rPr>
-        <w:t xml:space="preserve">Protounguicularia nephromatis </w:t>
-      </w:r>
-      <w:r>
-        <w:t xml:space="preserve">(VU) och </w:t>
-      </w:r>
-      <w:r>
-        <w:rPr>
-          <w:i/>
-        </w:rPr>
-        <w:t xml:space="preserve">Tremella nephromatis </w:t>
-      </w:r>
-      <w:r>
-        <w:t xml:space="preserve">(DD) påträffas. Bårdlav är typisk art för </w:t>
-      </w:r>
-      <w:r>
-        <w:rPr>
-          <w:i/>
-        </w:rPr>
-        <w:t xml:space="preserve">9010 Taiga, 9020 Nordlig ädellövskog, 9070 Trädklädd betesmark, 9110 Näringsfattig bokskog, 9160 Näringsrik ekskog, 9180 Ädellövskog i branter </w:t>
-      </w:r>
-      <w:r>
-        <w:t>och</w:t>
-      </w:r>
-      <w:r>
-        <w:rPr>
-          <w:i/>
-        </w:rPr>
-        <w:t xml:space="preserve"> 9190 Näringsfattig ekskog</w:t>
-      </w:r>
-      <w:r>
-        <w:t xml:space="preserve"> (SLU Artdatabanken, 2026; Nitare &amp; Skogsstyrelsen, 2019).</w:t>
-      </w:r>
-    </w:p>
-    <w:p>
-      <w:r>
-        <w:rPr>
-          <w:b/>
-        </w:rPr>
-        <w:t>Dvärgbägarlav (NT)</w:t>
-      </w:r>
-      <w:r>
-        <w:t xml:space="preserve"> förekommer över hela Sverige på gammal hård ved, huvudsakligen på tall men i södra Sverige även på ek. Veden utgörs framförallt av grova stubbar, lågor och grenar. Substratet har blivit sällsyntare och nybildning av substrat sker bara i begränsad omfattning. Arten hotas av att grova lågor blir allt sällsyntare i dagens kulturskogar samt att nybildningen av lämpliga substrat går mycket långsamt. En riklig tillgång på gamla tall- eller eklågor måste säkerställas på artens lokaler. Dvärgbägarlav är typisk art för </w:t>
-      </w:r>
-      <w:r>
-        <w:rPr>
-          <w:i/>
-        </w:rPr>
-        <w:t>9010 Taiga</w:t>
-      </w:r>
-      <w:r>
-        <w:t xml:space="preserve"> (SLU Artdatabanken, 2024; Nitare &amp; Skogsstyrelsen, 2019).</w:t>
-      </w:r>
-    </w:p>
-    <w:p>
-      <w:r>
-        <w:rPr>
-          <w:b/>
-        </w:rPr>
-        <w:t>Gammelgransskål (NT)</w:t>
-      </w:r>
-      <w:r>
-        <w:t xml:space="preserve"> är en liten skålsvamp som växer på gamla granar med skrovlig bark. Typiska växtplatser är gransumpskog i myrkanter, bäckdråg, bäckraviner och skuggiga bergssluttningar, men också skog på torrare mark kan hysa arten om beståndet har stark naturskogskaraktär. Bestånd med arten bör behandlas som nyckelbiotoper och sparas vid en slutavverkning. Även gallring bör undvikas. Gammelgransskål är typisk art för </w:t>
-      </w:r>
-      <w:r>
-        <w:rPr>
-          <w:i/>
-        </w:rPr>
-        <w:t>9010 Taiga</w:t>
-      </w:r>
-      <w:r>
-        <w:t xml:space="preserve"> (SLU Artdatabanken, 2024; Nitare &amp; Skogsstyrelsen, 2019).</w:t>
-      </w:r>
-    </w:p>
-    <w:p>
-      <w:r>
-        <w:rPr>
-          <w:b/>
-        </w:rPr>
-        <w:t>Garnlav (VU)</w:t>
-      </w:r>
-      <w:r>
-        <w:t xml:space="preserve"> är en utpräglad barrskogsart som ibland kan drapera träden i norrländska grannaturskogar med hög luftfuktighet. Den förekommer även i talldominerade bestånd där den, förutom i trädens grenverk, påträffas hängande över ojämnheter i tallbarken. Arten har minskat starkt i södra och mellersta Sverige och den minskar även i sitt nordliga utbredningsområde. Minskningstakten uppgår till 30 (20–50) % inom 50 år och överstiger gränsvärdet för Sårbar (VU). Orsaken till tillbakagången beror främst på slutavverkningar av naturskogsartade skogar. Bestånd med riklig förekomst bör regelmässigt sparas, vilket även gynnar flera andra sällsynta och rödlistade arter. Garnlav är värdväxt för den mycket sällsynta och akut hotade fjärilen barrskogslavfly (CR) som hör hemma i boreala barrskogar med riklig förekomst av värdväxten. Tidigare kunde arten konstateras årligen på flera platser vid Dala-Floda i Dalarna innan lokalerna kalavverkades. Senaste fyndet i landet av barrskogslavfly är från år 2000 då den påträffades vid Högberget i Sollefteå kommun. Garnlav är typisk art för </w:t>
-      </w:r>
-      <w:r>
-        <w:rPr>
-          <w:i/>
-        </w:rPr>
-        <w:t xml:space="preserve">9010 Taiga </w:t>
-      </w:r>
-      <w:r>
-        <w:t>och</w:t>
-      </w:r>
-      <w:r>
-        <w:rPr>
-          <w:i/>
-        </w:rPr>
-        <w:t xml:space="preserve"> 9070 Trädklädd betesmark</w:t>
-      </w:r>
-      <w:r>
-        <w:t xml:space="preserve"> (SLU Artdatabanken, 2026).</w:t>
-      </w:r>
-    </w:p>
-    <w:p>
-      <w:r>
-        <w:rPr>
-          <w:b/>
-        </w:rPr>
-        <w:t xml:space="preserve">Hornvaxskinn (NT) </w:t>
-      </w:r>
-      <w:r>
-        <w:t>påträffas på gamla senvuxna, torra och hårda lågor i gamla naturskogsartade eller plockhuggna tallskogar i norra Sverige. Arten hotas av avverkning av naturskogsartade tallskogar och uttag av torrakor till timring av byggnader. Avverkning av naturskogsliknande tallskogar bör ej förekomma (SLU Artdatabanken, 2024).</w:t>
-      </w:r>
-    </w:p>
-    <w:p>
-      <w:r>
-        <w:rPr>
-          <w:b/>
-        </w:rPr>
-        <w:t>Ullticka (NT)</w:t>
-      </w:r>
-      <w:r>
-        <w:t xml:space="preserve"> är knuten till restbestånd av barrnaturskog och förekommer med ett tydligt optimum i orörda eller måttligt påverkade gamla granskogar där det föreligger viss kontinuitet av grov död ved. Ullticka är en bra signalart inom hela sitt utbredningsområde och i södra Sverige är den sällsynt och en god signalart för skyddsvärda granskogsmiljöer. Den hotas av avverkning och fragmentering av naturskog och äldre granskog med lång trädkontinuitet. På ullticka kan ibland ulltickeporing (VU) påträffas - det är en sällsynt ticka som nyligen delats upp i de tre olika arterna ulltickeporing </w:t>
-      </w:r>
-      <w:r>
-        <w:rPr>
-          <w:i/>
-        </w:rPr>
-        <w:t xml:space="preserve">Skeletocutis brevispora </w:t>
-      </w:r>
-      <w:r>
-        <w:t>(VU)</w:t>
-      </w:r>
-      <w:r>
-        <w:rPr>
-          <w:i/>
-        </w:rPr>
-        <w:t>, Skeletocutis delicata</w:t>
-      </w:r>
-      <w:r>
-        <w:t xml:space="preserve"> (VU)</w:t>
-      </w:r>
-      <w:r>
-        <w:rPr>
-          <w:i/>
-        </w:rPr>
-        <w:t xml:space="preserve"> och Skeletocutis exilis</w:t>
-      </w:r>
-      <w:r>
-        <w:t xml:space="preserve"> (NT). Ullticka är typisk art för </w:t>
-      </w:r>
-      <w:r>
-        <w:rPr>
-          <w:i/>
-        </w:rPr>
-        <w:t xml:space="preserve">9010 Taiga, 9050 Näringsrik granskog </w:t>
-      </w:r>
-      <w:r>
-        <w:t xml:space="preserve">och </w:t>
-      </w:r>
-      <w:r>
-        <w:rPr>
-          <w:i/>
-        </w:rPr>
-        <w:t>9030 Landhöjningsskog</w:t>
-      </w:r>
-      <w:r>
-        <w:t xml:space="preserve"> (SLU Artdatabanken, 2026; Nitare &amp; Skogsstyrelsen, 2019; Miettinen &amp; Niemelä, 2018).</w:t>
-      </w:r>
-    </w:p>
-    <w:p>
-      <w:r>
-        <w:rPr>
-          <w:b/>
-        </w:rPr>
-        <w:t xml:space="preserve">Vedticka </w:t>
-      </w:r>
-      <w:r>
-        <w:t xml:space="preserve">är en bra signalart söder om den naturliga norrlandsgränsen. Den är huvudsakligen knuten till äldre barrskogar där det föreligger långvarig kontinuitet av död barrved. Vedticka är typisk art för </w:t>
-      </w:r>
-      <w:r>
-        <w:rPr>
-          <w:i/>
-        </w:rPr>
-        <w:t xml:space="preserve">9010 Taiga </w:t>
-      </w:r>
-      <w:r>
-        <w:t>(Nitare &amp; Skogsstyrelsen, 2019; SLU Artdatabanken, 2025).</w:t>
       </w:r>
     </w:p>
     <w:p>
@@ -1385,7 +1342,7 @@
     <w:r>
       <w:tab/>
       <w:tab/>
-      <w:t>2026-06-20</w:t>
+      <w:t>2026-06-21</w:t>
       <w:br/>
       <w:br/>
     </w:r>

--- a/klagomål/A 2574-2026 FSC-klagomål.docx
+++ b/klagomål/A 2574-2026 FSC-klagomål.docx
@@ -1342,7 +1342,7 @@
     <w:r>
       <w:tab/>
       <w:tab/>
-      <w:t>2026-06-21</w:t>
+      <w:t>2026-06-22</w:t>
       <w:br/>
       <w:br/>
     </w:r>

--- a/klagomål/A 2574-2026 FSC-klagomål.docx
+++ b/klagomål/A 2574-2026 FSC-klagomål.docx
@@ -1342,7 +1342,7 @@
     <w:r>
       <w:tab/>
       <w:tab/>
-      <w:t>2026-06-22</w:t>
+      <w:t>2026-06-23</w:t>
       <w:br/>
       <w:br/>
     </w:r>

--- a/klagomål/A 2574-2026 FSC-klagomål.docx
+++ b/klagomål/A 2574-2026 FSC-klagomål.docx
@@ -1342,7 +1342,7 @@
     <w:r>
       <w:tab/>
       <w:tab/>
-      <w:t>2026-06-23</w:t>
+      <w:t>2026-06-24</w:t>
       <w:br/>
       <w:br/>
     </w:r>

--- a/klagomål/A 2574-2026 FSC-klagomål.docx
+++ b/klagomål/A 2574-2026 FSC-klagomål.docx
@@ -1342,7 +1342,7 @@
     <w:r>
       <w:tab/>
       <w:tab/>
-      <w:t>2026-06-24</w:t>
+      <w:t>2026-06-25</w:t>
       <w:br/>
       <w:br/>
     </w:r>

--- a/klagomål/A 2574-2026 FSC-klagomål.docx
+++ b/klagomål/A 2574-2026 FSC-klagomål.docx
@@ -1342,7 +1342,7 @@
     <w:r>
       <w:tab/>
       <w:tab/>
-      <w:t>2026-06-25</w:t>
+      <w:t>2026-06-26</w:t>
       <w:br/>
       <w:br/>
     </w:r>

--- a/klagomål/A 2574-2026 FSC-klagomål.docx
+++ b/klagomål/A 2574-2026 FSC-klagomål.docx
@@ -1342,7 +1342,7 @@
     <w:r>
       <w:tab/>
       <w:tab/>
-      <w:t>2026-06-26</w:t>
+      <w:t>2026-06-27</w:t>
       <w:br/>
       <w:br/>
     </w:r>

--- a/klagomål/A 2574-2026 FSC-klagomål.docx
+++ b/klagomål/A 2574-2026 FSC-klagomål.docx
@@ -1342,7 +1342,7 @@
     <w:r>
       <w:tab/>
       <w:tab/>
-      <w:t>2026-06-27</w:t>
+      <w:t>2026-06-28</w:t>
       <w:br/>
       <w:br/>
     </w:r>

--- a/klagomål/A 2574-2026 FSC-klagomål.docx
+++ b/klagomål/A 2574-2026 FSC-klagomål.docx
@@ -1342,7 +1342,7 @@
     <w:r>
       <w:tab/>
       <w:tab/>
-      <w:t>2026-06-28</w:t>
+      <w:t>2026-06-29</w:t>
       <w:br/>
       <w:br/>
     </w:r>

--- a/klagomål/A 2574-2026 FSC-klagomål.docx
+++ b/klagomål/A 2574-2026 FSC-klagomål.docx
@@ -1342,7 +1342,7 @@
     <w:r>
       <w:tab/>
       <w:tab/>
-      <w:t>2026-06-29</w:t>
+      <w:t>2026-06-30</w:t>
       <w:br/>
       <w:br/>
     </w:r>

--- a/klagomål/A 2574-2026 FSC-klagomål.docx
+++ b/klagomål/A 2574-2026 FSC-klagomål.docx
@@ -1342,7 +1342,7 @@
     <w:r>
       <w:tab/>
       <w:tab/>
-      <w:t>2026-06-30</w:t>
+      <w:t>2026-07-01</w:t>
       <w:br/>
       <w:br/>
     </w:r>

--- a/klagomål/A 2574-2026 FSC-klagomål.docx
+++ b/klagomål/A 2574-2026 FSC-klagomål.docx
@@ -1342,7 +1342,7 @@
     <w:r>
       <w:tab/>
       <w:tab/>
-      <w:t>2026-07-01</w:t>
+      <w:t>2026-07-02</w:t>
       <w:br/>
       <w:br/>
     </w:r>

--- a/klagomål/A 2574-2026 FSC-klagomål.docx
+++ b/klagomål/A 2574-2026 FSC-klagomål.docx
@@ -1342,7 +1342,7 @@
     <w:r>
       <w:tab/>
       <w:tab/>
-      <w:t>2026-07-02</w:t>
+      <w:t>2026-07-03</w:t>
       <w:br/>
       <w:br/>
     </w:r>

--- a/klagomål/A 2574-2026 FSC-klagomål.docx
+++ b/klagomål/A 2574-2026 FSC-klagomål.docx
@@ -1342,7 +1342,7 @@
     <w:r>
       <w:tab/>
       <w:tab/>
-      <w:t>2026-07-13</w:t>
+      <w:t>2026-07-14</w:t>
       <w:br/>
       <w:br/>
     </w:r>

--- a/klagomål/A 2574-2026 FSC-klagomål.docx
+++ b/klagomål/A 2574-2026 FSC-klagomål.docx
@@ -1342,7 +1342,7 @@
     <w:r>
       <w:tab/>
       <w:tab/>
-      <w:t>2026-07-14</w:t>
+      <w:t>2026-07-15</w:t>
       <w:br/>
       <w:br/>
     </w:r>

--- a/klagomål/A 2574-2026 FSC-klagomål.docx
+++ b/klagomål/A 2574-2026 FSC-klagomål.docx
@@ -1342,7 +1342,7 @@
     <w:r>
       <w:tab/>
       <w:tab/>
-      <w:t>2026-07-15</w:t>
+      <w:t>2026-07-16</w:t>
       <w:br/>
       <w:br/>
     </w:r>

--- a/klagomål/A 2574-2026 FSC-klagomål.docx
+++ b/klagomål/A 2574-2026 FSC-klagomål.docx
@@ -1342,7 +1342,7 @@
     <w:r>
       <w:tab/>
       <w:tab/>
-      <w:t>2026-07-16</w:t>
+      <w:t>2026-07-17</w:t>
       <w:br/>
       <w:br/>
     </w:r>

--- a/klagomål/A 2574-2026 FSC-klagomål.docx
+++ b/klagomål/A 2574-2026 FSC-klagomål.docx
@@ -1342,7 +1342,7 @@
     <w:r>
       <w:tab/>
       <w:tab/>
-      <w:t>2026-07-17</w:t>
+      <w:t>2026-07-18</w:t>
       <w:br/>
       <w:br/>
     </w:r>

--- a/klagomål/A 2574-2026 FSC-klagomål.docx
+++ b/klagomål/A 2574-2026 FSC-klagomål.docx
@@ -1342,7 +1342,7 @@
     <w:r>
       <w:tab/>
       <w:tab/>
-      <w:t>2026-07-18</w:t>
+      <w:t>2026-07-19</w:t>
       <w:br/>
       <w:br/>
     </w:r>

--- a/klagomål/A 2574-2026 FSC-klagomål.docx
+++ b/klagomål/A 2574-2026 FSC-klagomål.docx
@@ -1342,7 +1342,7 @@
     <w:r>
       <w:tab/>
       <w:tab/>
-      <w:t>2026-07-19</w:t>
+      <w:t>2026-07-20</w:t>
       <w:br/>
       <w:br/>
     </w:r>

--- a/klagomål/A 2574-2026 FSC-klagomål.docx
+++ b/klagomål/A 2574-2026 FSC-klagomål.docx
@@ -1342,7 +1342,7 @@
     <w:r>
       <w:tab/>
       <w:tab/>
-      <w:t>2026-07-20</w:t>
+      <w:t>2026-07-21</w:t>
       <w:br/>
       <w:br/>
     </w:r>

--- a/klagomål/A 2574-2026 FSC-klagomål.docx
+++ b/klagomål/A 2574-2026 FSC-klagomål.docx
@@ -1342,7 +1342,7 @@
     <w:r>
       <w:tab/>
       <w:tab/>
-      <w:t>2026-07-21</w:t>
+      <w:t>2026-07-22</w:t>
       <w:br/>
       <w:br/>
     </w:r>

--- a/klagomål/A 2574-2026 FSC-klagomål.docx
+++ b/klagomål/A 2574-2026 FSC-klagomål.docx
@@ -1342,7 +1342,7 @@
     <w:r>
       <w:tab/>
       <w:tab/>
-      <w:t>2026-07-22</w:t>
+      <w:t>2026-07-23</w:t>
       <w:br/>
       <w:br/>
     </w:r>

--- a/klagomål/A 2574-2026 FSC-klagomål.docx
+++ b/klagomål/A 2574-2026 FSC-klagomål.docx
@@ -1342,7 +1342,7 @@
     <w:r>
       <w:tab/>
       <w:tab/>
-      <w:t>2026-07-23</w:t>
+      <w:t>2026-07-24</w:t>
       <w:br/>
       <w:br/>
     </w:r>

--- a/klagomål/A 2574-2026 FSC-klagomål.docx
+++ b/klagomål/A 2574-2026 FSC-klagomål.docx
@@ -1342,7 +1342,7 @@
     <w:r>
       <w:tab/>
       <w:tab/>
-      <w:t>2026-07-24</w:t>
+      <w:t>2026-07-25</w:t>
       <w:br/>
       <w:br/>
     </w:r>

--- a/klagomål/A 2574-2026 FSC-klagomål.docx
+++ b/klagomål/A 2574-2026 FSC-klagomål.docx
@@ -1342,7 +1342,7 @@
     <w:r>
       <w:tab/>
       <w:tab/>
-      <w:t>2026-07-25</w:t>
+      <w:t>2026-07-26</w:t>
       <w:br/>
       <w:br/>
     </w:r>

--- a/klagomål/A 2574-2026 FSC-klagomål.docx
+++ b/klagomål/A 2574-2026 FSC-klagomål.docx
@@ -1342,7 +1342,7 @@
     <w:r>
       <w:tab/>
       <w:tab/>
-      <w:t>2026-07-26</w:t>
+      <w:t>2026-07-27</w:t>
       <w:br/>
       <w:br/>
     </w:r>

--- a/klagomål/A 2574-2026 FSC-klagomål.docx
+++ b/klagomål/A 2574-2026 FSC-klagomål.docx
@@ -1342,7 +1342,7 @@
     <w:r>
       <w:tab/>
       <w:tab/>
-      <w:t>2026-07-27</w:t>
+      <w:t>2026-07-28</w:t>
       <w:br/>
       <w:br/>
     </w:r>

--- a/klagomål/A 2574-2026 FSC-klagomål.docx
+++ b/klagomål/A 2574-2026 FSC-klagomål.docx
@@ -1342,7 +1342,7 @@
     <w:r>
       <w:tab/>
       <w:tab/>
-      <w:t>2026-07-28</w:t>
+      <w:t>2026-07-29</w:t>
       <w:br/>
       <w:br/>
     </w:r>

--- a/klagomål/A 2574-2026 FSC-klagomål.docx
+++ b/klagomål/A 2574-2026 FSC-klagomål.docx
@@ -1342,7 +1342,7 @@
     <w:r>
       <w:tab/>
       <w:tab/>
-      <w:t>2026-07-29</w:t>
+      <w:t>2026-07-30</w:t>
       <w:br/>
       <w:br/>
     </w:r>

--- a/klagomål/A 2574-2026 FSC-klagomål.docx
+++ b/klagomål/A 2574-2026 FSC-klagomål.docx
@@ -1342,7 +1342,7 @@
     <w:r>
       <w:tab/>
       <w:tab/>
-      <w:t>2026-07-30</w:t>
+      <w:t>2026-07-31</w:t>
       <w:br/>
       <w:br/>
     </w:r>

--- a/klagomål/A 2574-2026 FSC-klagomål.docx
+++ b/klagomål/A 2574-2026 FSC-klagomål.docx
@@ -1342,7 +1342,7 @@
     <w:r>
       <w:tab/>
       <w:tab/>
-      <w:t>2026-07-31</w:t>
+      <w:t>2026-08-01</w:t>
       <w:br/>
       <w:br/>
     </w:r>

--- a/klagomål/A 2574-2026 FSC-klagomål.docx
+++ b/klagomål/A 2574-2026 FSC-klagomål.docx
@@ -1342,7 +1342,7 @@
     <w:r>
       <w:tab/>
       <w:tab/>
-      <w:t>2026-08-01</w:t>
+      <w:t>2026-08-02</w:t>
       <w:br/>
       <w:br/>
     </w:r>

--- a/klagomål/A 2574-2026 FSC-klagomål.docx
+++ b/klagomål/A 2574-2026 FSC-klagomål.docx
@@ -1342,7 +1342,7 @@
     <w:r>
       <w:tab/>
       <w:tab/>
-      <w:t>2026-08-02</w:t>
+      <w:t>2026-08-03</w:t>
       <w:br/>
       <w:br/>
     </w:r>

--- a/klagomål/A 2574-2026 FSC-klagomål.docx
+++ b/klagomål/A 2574-2026 FSC-klagomål.docx
@@ -1342,7 +1342,7 @@
     <w:r>
       <w:tab/>
       <w:tab/>
-      <w:t>2026-08-03</w:t>
+      <w:t>2026-08-05</w:t>
       <w:br/>
       <w:br/>
     </w:r>

--- a/klagomål/A 2574-2026 FSC-klagomål.docx
+++ b/klagomål/A 2574-2026 FSC-klagomål.docx
@@ -1342,7 +1342,7 @@
     <w:r>
       <w:tab/>
       <w:tab/>
-      <w:t>2026-08-05</w:t>
+      <w:t>2026-08-07</w:t>
       <w:br/>
       <w:br/>
     </w:r>

--- a/klagomål/A 2574-2026 FSC-klagomål.docx
+++ b/klagomål/A 2574-2026 FSC-klagomål.docx
@@ -1342,7 +1342,7 @@
     <w:r>
       <w:tab/>
       <w:tab/>
-      <w:t>2026-08-07</w:t>
+      <w:t>2026-08-08</w:t>
       <w:br/>
       <w:br/>
     </w:r>

--- a/klagomål/A 2574-2026 FSC-klagomål.docx
+++ b/klagomål/A 2574-2026 FSC-klagomål.docx
@@ -216,7 +216,7 @@
         <w:spacing w:after="240"/>
       </w:pPr>
       <w:r>
-        <w:t>Figur 1. Fyndplatser för naturvårdsarter i avverkningsanmälan. Markörer utan svart kant är placerade på fyndplatsen. Markörer med svart kant är placerade vid sidan av fyndplatsen har ett svart streck som visar fyndplatsens exakta position. Kartans mittpunktskoordinat är N 7174825, E 744263 i SWEREF 99 TM.</w:t>
+        <w:t>Figur 1. Fyndplatser för naturvårdsarter i avverkningsanmälan. Markörer utan svart kant är placerade på fyndplatsen. Markörer med svart kant är placerade vid sidan av fyndplatsen och har ett svart streck som visar fyndplatsens exakta position. Kartans mittpunktskoordinat är N 7174825, E 744263 i SWEREF 99 TM.</w:t>
       </w:r>
     </w:p>
     <w:p>
@@ -1342,7 +1342,7 @@
     <w:r>
       <w:tab/>
       <w:tab/>
-      <w:t>2026-08-14</w:t>
+      <w:t>2026-08-15</w:t>
       <w:br/>
       <w:br/>
     </w:r>

--- a/klagomål/A 2574-2026 FSC-klagomål.docx
+++ b/klagomål/A 2574-2026 FSC-klagomål.docx
@@ -1342,7 +1342,7 @@
     <w:r>
       <w:tab/>
       <w:tab/>
-      <w:t>2026-08-15</w:t>
+      <w:t>2026-08-16</w:t>
       <w:br/>
       <w:br/>
     </w:r>

--- a/klagomål/A 2574-2026 FSC-klagomål.docx
+++ b/klagomål/A 2574-2026 FSC-klagomål.docx
@@ -1342,7 +1342,7 @@
     <w:r>
       <w:tab/>
       <w:tab/>
-      <w:t>2026-08-16</w:t>
+      <w:t>2026-08-17</w:t>
       <w:br/>
       <w:br/>
     </w:r>

--- a/klagomål/A 2574-2026 FSC-klagomål.docx
+++ b/klagomål/A 2574-2026 FSC-klagomål.docx
@@ -1342,7 +1342,7 @@
     <w:r>
       <w:tab/>
       <w:tab/>
-      <w:t>2026-08-17</w:t>
+      <w:t>2026-08-18</w:t>
       <w:br/>
       <w:br/>
     </w:r>

--- a/klagomål/A 2574-2026 FSC-klagomål.docx
+++ b/klagomål/A 2574-2026 FSC-klagomål.docx
@@ -1342,7 +1342,7 @@
     <w:r>
       <w:tab/>
       <w:tab/>
-      <w:t>2026-08-18</w:t>
+      <w:t>2026-08-19</w:t>
       <w:br/>
       <w:br/>
     </w:r>

--- a/klagomål/A 2574-2026 FSC-klagomål.docx
+++ b/klagomål/A 2574-2026 FSC-klagomål.docx
@@ -1342,7 +1342,7 @@
     <w:r>
       <w:tab/>
       <w:tab/>
-      <w:t>2026-08-19</w:t>
+      <w:t>2026-08-20</w:t>
       <w:br/>
       <w:br/>
     </w:r>

--- a/klagomål/A 2574-2026 FSC-klagomål.docx
+++ b/klagomål/A 2574-2026 FSC-klagomål.docx
@@ -1342,7 +1342,7 @@
     <w:r>
       <w:tab/>
       <w:tab/>
-      <w:t>2026-08-20</w:t>
+      <w:t>2026-08-21</w:t>
       <w:br/>
       <w:br/>
     </w:r>

--- a/klagomål/A 2574-2026 FSC-klagomål.docx
+++ b/klagomål/A 2574-2026 FSC-klagomål.docx
@@ -1342,7 +1342,7 @@
     <w:r>
       <w:tab/>
       <w:tab/>
-      <w:t>2026-08-21</w:t>
+      <w:t>2026-08-22</w:t>
       <w:br/>
       <w:br/>
     </w:r>

--- a/klagomål/A 2574-2026 FSC-klagomål.docx
+++ b/klagomål/A 2574-2026 FSC-klagomål.docx
@@ -1342,7 +1342,7 @@
     <w:r>
       <w:tab/>
       <w:tab/>
-      <w:t>2026-08-22</w:t>
+      <w:t>2026-08-23</w:t>
       <w:br/>
       <w:br/>
     </w:r>

--- a/klagomål/A 2574-2026 FSC-klagomål.docx
+++ b/klagomål/A 2574-2026 FSC-klagomål.docx
@@ -1342,7 +1342,7 @@
     <w:r>
       <w:tab/>
       <w:tab/>
-      <w:t>2026-08-23</w:t>
+      <w:t>2026-08-24</w:t>
       <w:br/>
       <w:br/>
     </w:r>

--- a/klagomål/A 2574-2026 FSC-klagomål.docx
+++ b/klagomål/A 2574-2026 FSC-klagomål.docx
@@ -1342,7 +1342,7 @@
     <w:r>
       <w:tab/>
       <w:tab/>
-      <w:t>2026-08-24</w:t>
+      <w:t>2026-08-25</w:t>
       <w:br/>
       <w:br/>
     </w:r>

--- a/klagomål/A 2574-2026 FSC-klagomål.docx
+++ b/klagomål/A 2574-2026 FSC-klagomål.docx
@@ -1342,7 +1342,7 @@
     <w:r>
       <w:tab/>
       <w:tab/>
-      <w:t>2026-08-25</w:t>
+      <w:t>2026-08-26</w:t>
       <w:br/>
       <w:br/>
     </w:r>

--- a/klagomål/A 2574-2026 FSC-klagomål.docx
+++ b/klagomål/A 2574-2026 FSC-klagomål.docx
@@ -1342,7 +1342,7 @@
     <w:r>
       <w:tab/>
       <w:tab/>
-      <w:t>2026-08-26</w:t>
+      <w:t>2026-08-27</w:t>
       <w:br/>
       <w:br/>
     </w:r>

--- a/klagomål/A 2574-2026 FSC-klagomål.docx
+++ b/klagomål/A 2574-2026 FSC-klagomål.docx
@@ -1342,7 +1342,7 @@
     <w:r>
       <w:tab/>
       <w:tab/>
-      <w:t>2026-08-27</w:t>
+      <w:t>2026-08-28</w:t>
       <w:br/>
       <w:br/>
     </w:r>

--- a/klagomål/A 2574-2026 FSC-klagomål.docx
+++ b/klagomål/A 2574-2026 FSC-klagomål.docx
@@ -1342,7 +1342,7 @@
     <w:r>
       <w:tab/>
       <w:tab/>
-      <w:t>2026-08-28</w:t>
+      <w:t>2026-08-29</w:t>
       <w:br/>
       <w:br/>
     </w:r>

--- a/klagomål/A 2574-2026 FSC-klagomål.docx
+++ b/klagomål/A 2574-2026 FSC-klagomål.docx
@@ -1342,7 +1342,7 @@
     <w:r>
       <w:tab/>
       <w:tab/>
-      <w:t>2026-08-29</w:t>
+      <w:t>2026-08-31</w:t>
       <w:br/>
       <w:br/>
     </w:r>

--- a/klagomål/A 2574-2026 FSC-klagomål.docx
+++ b/klagomål/A 2574-2026 FSC-klagomål.docx
@@ -1342,7 +1342,7 @@
     <w:r>
       <w:tab/>
       <w:tab/>
-      <w:t>2026-08-31</w:t>
+      <w:t>2026-09-01</w:t>
       <w:br/>
       <w:br/>
     </w:r>

--- a/klagomål/A 2574-2026 FSC-klagomål.docx
+++ b/klagomål/A 2574-2026 FSC-klagomål.docx
@@ -1342,7 +1342,7 @@
     <w:r>
       <w:tab/>
       <w:tab/>
-      <w:t>2026-09-01</w:t>
+      <w:t>2026-09-02</w:t>
       <w:br/>
       <w:br/>
     </w:r>

--- a/klagomål/A 2574-2026 FSC-klagomål.docx
+++ b/klagomål/A 2574-2026 FSC-klagomål.docx
@@ -1342,7 +1342,7 @@
     <w:r>
       <w:tab/>
       <w:tab/>
-      <w:t>2026-09-02</w:t>
+      <w:t>2026-09-03</w:t>
       <w:br/>
       <w:br/>
     </w:r>

--- a/klagomål/A 2574-2026 FSC-klagomål.docx
+++ b/klagomål/A 2574-2026 FSC-klagomål.docx
@@ -1342,7 +1342,7 @@
     <w:r>
       <w:tab/>
       <w:tab/>
-      <w:t>2026-09-03</w:t>
+      <w:t>2026-09-04</w:t>
       <w:br/>
       <w:br/>
     </w:r>

--- a/klagomål/A 2574-2026 FSC-klagomål.docx
+++ b/klagomål/A 2574-2026 FSC-klagomål.docx
@@ -1342,7 +1342,7 @@
     <w:r>
       <w:tab/>
       <w:tab/>
-      <w:t>2026-09-04</w:t>
+      <w:t>2026-09-05</w:t>
       <w:br/>
       <w:br/>
     </w:r>

--- a/klagomål/A 2574-2026 FSC-klagomål.docx
+++ b/klagomål/A 2574-2026 FSC-klagomål.docx
@@ -1342,7 +1342,7 @@
     <w:r>
       <w:tab/>
       <w:tab/>
-      <w:t>2026-09-05</w:t>
+      <w:t>2026-09-06</w:t>
       <w:br/>
       <w:br/>
     </w:r>

--- a/klagomål/A 2574-2026 FSC-klagomål.docx
+++ b/klagomål/A 2574-2026 FSC-klagomål.docx
@@ -1342,7 +1342,7 @@
     <w:r>
       <w:tab/>
       <w:tab/>
-      <w:t>2026-09-06</w:t>
+      <w:t>2026-09-07</w:t>
       <w:br/>
       <w:br/>
     </w:r>

--- a/klagomål/A 2574-2026 FSC-klagomål.docx
+++ b/klagomål/A 2574-2026 FSC-klagomål.docx
@@ -1342,7 +1342,7 @@
     <w:r>
       <w:tab/>
       <w:tab/>
-      <w:t>2026-09-07</w:t>
+      <w:t>2026-09-08</w:t>
       <w:br/>
       <w:br/>
     </w:r>

--- a/klagomål/A 2574-2026 FSC-klagomål.docx
+++ b/klagomål/A 2574-2026 FSC-klagomål.docx
@@ -1342,7 +1342,7 @@
     <w:r>
       <w:tab/>
       <w:tab/>
-      <w:t>2026-09-08</w:t>
+      <w:t>2026-09-09</w:t>
       <w:br/>
       <w:br/>
     </w:r>

--- a/klagomål/A 2574-2026 FSC-klagomål.docx
+++ b/klagomål/A 2574-2026 FSC-klagomål.docx
@@ -1342,7 +1342,7 @@
     <w:r>
       <w:tab/>
       <w:tab/>
-      <w:t>2026-09-09</w:t>
+      <w:t>2026-09-10</w:t>
       <w:br/>
       <w:br/>
     </w:r>

--- a/klagomål/A 2574-2026 FSC-klagomål.docx
+++ b/klagomål/A 2574-2026 FSC-klagomål.docx
@@ -1342,7 +1342,7 @@
     <w:r>
       <w:tab/>
       <w:tab/>
-      <w:t>2026-09-10</w:t>
+      <w:t>2026-09-11</w:t>
       <w:br/>
       <w:br/>
     </w:r>

--- a/klagomål/A 2574-2026 FSC-klagomål.docx
+++ b/klagomål/A 2574-2026 FSC-klagomål.docx
@@ -1342,7 +1342,7 @@
     <w:r>
       <w:tab/>
       <w:tab/>
-      <w:t>2026-09-11</w:t>
+      <w:t>2026-09-12</w:t>
       <w:br/>
       <w:br/>
     </w:r>
